--- a/Calendario2025/Ejercicios/E12_ACLs/Ejer12.docx
+++ b/Calendario2025/Ejercicios/E12_ACLs/Ejer12.docx
@@ -1,6 +1,6 @@
 
 <file path=word/document.xml><?xml version="1.0" encoding="utf-8"?>
-<w:document xmlns:wpc="http://schemas.microsoft.com/office/word/2010/wordprocessingCanvas" xmlns:cx="http://schemas.microsoft.com/office/drawing/2014/chartex" xmlns:cx1="http://schemas.microsoft.com/office/drawing/2015/9/8/chartex" xmlns:cx2="http://schemas.microsoft.com/office/drawing/2015/10/21/chartex" xmlns:cx3="http://schemas.microsoft.com/office/drawing/2016/5/9/chartex" xmlns:cx4="http://schemas.microsoft.com/office/drawing/2016/5/10/chartex" xmlns:cx5="http://schemas.microsoft.com/office/drawing/2016/5/11/chartex" xmlns:cx6="http://schemas.microsoft.com/office/drawing/2016/5/12/chartex" xmlns:cx7="http://schemas.microsoft.com/office/drawing/2016/5/13/chartex" xmlns:cx8="http://schemas.microsoft.com/office/drawing/2016/5/14/chartex" xmlns:mc="http://schemas.openxmlformats.org/markup-compatibility/2006" xmlns:aink="http://schemas.microsoft.com/office/drawing/2016/ink" xmlns:am3d="http://schemas.microsoft.com/office/drawing/2017/model3d" xmlns:o="urn:schemas-microsoft-com:office:office" xmlns:oel="http://schemas.microsoft.com/office/2019/extlst" xmlns:r="http://schemas.openxmlformats.org/officeDocument/2006/relationships" xmlns:m="http://schemas.openxmlformats.org/officeDocument/2006/math" xmlns:v="urn:schemas-microsoft-com:vml" xmlns:wp14="http://schemas.microsoft.com/office/word/2010/wordprocessingDrawing" xmlns:wp="http://schemas.openxmlformats.org/drawingml/2006/wordprocessingDrawing" xmlns:w10="urn:schemas-microsoft-com:office:word" xmlns:w="http://schemas.openxmlformats.org/wordprocessingml/2006/main" xmlns:w14="http://schemas.microsoft.com/office/word/2010/wordml" xmlns:w15="http://schemas.microsoft.com/office/word/2012/wordml" xmlns:w16cex="http://schemas.microsoft.com/office/word/2018/wordml/cex" xmlns:w16cid="http://schemas.microsoft.com/office/word/2016/wordml/cid" xmlns:w16="http://schemas.microsoft.com/office/word/2018/wordml" xmlns:w16sdtdh="http://schemas.microsoft.com/office/word/2020/wordml/sdtdatahash" xmlns:w16se="http://schemas.microsoft.com/office/word/2015/wordml/symex" xmlns:wpg="http://schemas.microsoft.com/office/word/2010/wordprocessingGroup" xmlns:wpi="http://schemas.microsoft.com/office/word/2010/wordprocessingInk" xmlns:wne="http://schemas.microsoft.com/office/word/2006/wordml" xmlns:wps="http://schemas.microsoft.com/office/word/2010/wordprocessingShape" mc:Ignorable="w14 w15 w16se w16cid w16 w16cex w16sdtdh wp14">
+<w:document xmlns:wpc="http://schemas.microsoft.com/office/word/2010/wordprocessingCanvas" xmlns:cx="http://schemas.microsoft.com/office/drawing/2014/chartex" xmlns:cx1="http://schemas.microsoft.com/office/drawing/2015/9/8/chartex" xmlns:cx2="http://schemas.microsoft.com/office/drawing/2015/10/21/chartex" xmlns:cx3="http://schemas.microsoft.com/office/drawing/2016/5/9/chartex" xmlns:cx4="http://schemas.microsoft.com/office/drawing/2016/5/10/chartex" xmlns:cx5="http://schemas.microsoft.com/office/drawing/2016/5/11/chartex" xmlns:cx6="http://schemas.microsoft.com/office/drawing/2016/5/12/chartex" xmlns:cx7="http://schemas.microsoft.com/office/drawing/2016/5/13/chartex" xmlns:cx8="http://schemas.microsoft.com/office/drawing/2016/5/14/chartex" xmlns:mc="http://schemas.openxmlformats.org/markup-compatibility/2006" xmlns:aink="http://schemas.microsoft.com/office/drawing/2016/ink" xmlns:am3d="http://schemas.microsoft.com/office/drawing/2017/model3d" xmlns:o="urn:schemas-microsoft-com:office:office" xmlns:oel="http://schemas.microsoft.com/office/2019/extlst" xmlns:r="http://schemas.openxmlformats.org/officeDocument/2006/relationships" xmlns:m="http://schemas.openxmlformats.org/officeDocument/2006/math" xmlns:v="urn:schemas-microsoft-com:vml" xmlns:wp14="http://schemas.microsoft.com/office/word/2010/wordprocessingDrawing" xmlns:wp="http://schemas.openxmlformats.org/drawingml/2006/wordprocessingDrawing" xmlns:w10="urn:schemas-microsoft-com:office:word" xmlns:w="http://schemas.openxmlformats.org/wordprocessingml/2006/main" xmlns:w14="http://schemas.microsoft.com/office/word/2010/wordml" xmlns:w15="http://schemas.microsoft.com/office/word/2012/wordml" xmlns:w16cex="http://schemas.microsoft.com/office/word/2018/wordml/cex" xmlns:w16cid="http://schemas.microsoft.com/office/word/2016/wordml/cid" xmlns:w16="http://schemas.microsoft.com/office/word/2018/wordml" xmlns:w16du="http://schemas.microsoft.com/office/word/2023/wordml/word16du" xmlns:w16sdtdh="http://schemas.microsoft.com/office/word/2020/wordml/sdtdatahash" xmlns:w16sdtfl="http://schemas.microsoft.com/office/word/2024/wordml/sdtformatlock" xmlns:w16se="http://schemas.microsoft.com/office/word/2015/wordml/symex" xmlns:wpg="http://schemas.microsoft.com/office/word/2010/wordprocessingGroup" xmlns:wpi="http://schemas.microsoft.com/office/word/2010/wordprocessingInk" xmlns:wne="http://schemas.microsoft.com/office/word/2006/wordml" xmlns:wps="http://schemas.microsoft.com/office/word/2010/wordprocessingShape" mc:Ignorable="w14 w15 w16se w16cid w16 w16cex w16sdtdh w16sdtfl w16du wp14">
   <w:body>
     <w:p>
       <w:pPr>
@@ -172,7 +172,7 @@
                                     </pic:cNvPicPr>
                                   </pic:nvPicPr>
                                   <pic:blipFill>
-                                    <a:blip r:embed="rId5">
+                                    <a:blip r:embed="rId6">
                                       <a:extLst>
                                         <a:ext uri="{28A0092B-C50C-407E-A947-70E740481C1C}">
                                           <a14:useLocalDpi xmlns:a14="http://schemas.microsoft.com/office/drawing/2010/main" val="0"/>
@@ -309,7 +309,16 @@
           <w:sz w:val="28"/>
           <w:szCs w:val="28"/>
         </w:rPr>
-        <w:t>estándar</w:t>
+        <w:t>e</w:t>
+      </w:r>
+      <w:r>
+        <w:rPr>
+          <w:rFonts w:ascii="Arial" w:hAnsi="Arial" w:cs="Arial"/>
+          <w:b/>
+          <w:sz w:val="28"/>
+          <w:szCs w:val="28"/>
+        </w:rPr>
+        <w:t>xtendidas</w:t>
       </w:r>
     </w:p>
     <w:p>
@@ -416,7 +425,7 @@
         <mc:AlternateContent>
           <mc:Choice Requires="wps">
             <w:drawing>
-              <wp:anchor distT="45720" distB="45720" distL="114300" distR="114300" simplePos="0" relativeHeight="251668480" behindDoc="0" locked="0" layoutInCell="1" allowOverlap="1" wp14:anchorId="57631A24" wp14:editId="4EB0F995">
+              <wp:anchor distT="45720" distB="45720" distL="114300" distR="114300" simplePos="0" relativeHeight="251668480" behindDoc="0" locked="0" layoutInCell="1" allowOverlap="1" wp14:anchorId="57631A24" wp14:editId="4F6BCAED">
                 <wp:simplePos x="0" y="0"/>
                 <wp:positionH relativeFrom="margin">
                   <wp:posOffset>-38100</wp:posOffset>
@@ -465,10 +474,10 @@
                                 <w:noProof/>
                               </w:rPr>
                               <w:drawing>
-                                <wp:inline distT="0" distB="0" distL="0" distR="0" wp14:anchorId="5E07973E" wp14:editId="011CF7C6">
-                                  <wp:extent cx="6856730" cy="3101340"/>
-                                  <wp:effectExtent l="0" t="0" r="1270" b="3810"/>
-                                  <wp:docPr id="804257733" name="Picture 1" descr="A diagram of a computer network&#10;&#10;Description automatically generated"/>
+                                <wp:inline distT="0" distB="0" distL="0" distR="0" wp14:anchorId="46BA76F6" wp14:editId="0B785E65">
+                                  <wp:extent cx="6856730" cy="3022600"/>
+                                  <wp:effectExtent l="0" t="0" r="1270" b="6350"/>
+                                  <wp:docPr id="133182948" name="Picture 1" descr="A diagram of a computer network&#10;&#10;AI-generated content may be incorrect."/>
                                   <wp:cNvGraphicFramePr>
                                     <a:graphicFrameLocks xmlns:a="http://schemas.openxmlformats.org/drawingml/2006/main" noChangeAspect="1"/>
                                   </wp:cNvGraphicFramePr>
@@ -476,11 +485,11 @@
                                     <a:graphicData uri="http://schemas.openxmlformats.org/drawingml/2006/picture">
                                       <pic:pic xmlns:pic="http://schemas.openxmlformats.org/drawingml/2006/picture">
                                         <pic:nvPicPr>
-                                          <pic:cNvPr id="804257733" name="Picture 1" descr="A diagram of a computer network&#10;&#10;Description automatically generated"/>
+                                          <pic:cNvPr id="133182948" name="Picture 1" descr="A diagram of a computer network&#10;&#10;AI-generated content may be incorrect."/>
                                           <pic:cNvPicPr/>
                                         </pic:nvPicPr>
                                         <pic:blipFill>
-                                          <a:blip r:embed="rId6"/>
+                                          <a:blip r:embed="rId7"/>
                                           <a:stretch>
                                             <a:fillRect/>
                                           </a:stretch>
@@ -488,7 +497,7 @@
                                         <pic:spPr>
                                           <a:xfrm>
                                             <a:off x="0" y="0"/>
-                                            <a:ext cx="6856730" cy="3101340"/>
+                                            <a:ext cx="6856730" cy="3022600"/>
                                           </a:xfrm>
                                           <a:prstGeom prst="rect">
                                             <a:avLst/>
@@ -520,7 +529,11 @@
           </mc:Choice>
           <mc:Fallback>
             <w:pict>
-              <v:shape w14:anchorId="57631A24" id="_x0000_s1027" type="#_x0000_t202" style="position:absolute;left:0;text-align:left;margin-left:-3pt;margin-top:25.25pt;width:555pt;height:276pt;z-index:251668480;visibility:visible;mso-wrap-style:square;mso-width-percent:0;mso-height-percent:0;mso-wrap-distance-left:9pt;mso-wrap-distance-top:3.6pt;mso-wrap-distance-right:9pt;mso-wrap-distance-bottom:3.6pt;mso-position-horizontal:absolute;mso-position-horizontal-relative:margin;mso-position-vertical:absolute;mso-position-vertical-relative:text;mso-width-percent:0;mso-height-percent:0;mso-width-relative:margin;mso-height-relative:margin;v-text-anchor:top" o:gfxdata="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">
+              <v:shapetype w14:anchorId="57631A24" id="_x0000_t202" coordsize="21600,21600" o:spt="202" path="m,l,21600r21600,l21600,xe">
+                <v:stroke joinstyle="miter"/>
+                <v:path gradientshapeok="t" o:connecttype="rect"/>
+              </v:shapetype>
+              <v:shape id="_x0000_s1027" type="#_x0000_t202" style="position:absolute;left:0;text-align:left;margin-left:-3pt;margin-top:25.25pt;width:555pt;height:276pt;z-index:251668480;visibility:visible;mso-wrap-style:square;mso-width-percent:0;mso-height-percent:0;mso-wrap-distance-left:9pt;mso-wrap-distance-top:3.6pt;mso-wrap-distance-right:9pt;mso-wrap-distance-bottom:3.6pt;mso-position-horizontal:absolute;mso-position-horizontal-relative:margin;mso-position-vertical:absolute;mso-position-vertical-relative:text;mso-width-percent:0;mso-height-percent:0;mso-width-relative:margin;mso-height-relative:margin;v-text-anchor:top" o:gfxdata="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">
                 <v:textbox style="mso-fit-shape-to-text:t">
                   <w:txbxContent>
                     <w:p>
@@ -529,10 +542,10 @@
                           <w:noProof/>
                         </w:rPr>
                         <w:drawing>
-                          <wp:inline distT="0" distB="0" distL="0" distR="0" wp14:anchorId="5E07973E" wp14:editId="011CF7C6">
-                            <wp:extent cx="6856730" cy="3101340"/>
-                            <wp:effectExtent l="0" t="0" r="1270" b="3810"/>
-                            <wp:docPr id="804257733" name="Picture 1" descr="A diagram of a computer network&#10;&#10;Description automatically generated"/>
+                          <wp:inline distT="0" distB="0" distL="0" distR="0" wp14:anchorId="46BA76F6" wp14:editId="0B785E65">
+                            <wp:extent cx="6856730" cy="3022600"/>
+                            <wp:effectExtent l="0" t="0" r="1270" b="6350"/>
+                            <wp:docPr id="133182948" name="Picture 1" descr="A diagram of a computer network&#10;&#10;AI-generated content may be incorrect."/>
                             <wp:cNvGraphicFramePr>
                               <a:graphicFrameLocks xmlns:a="http://schemas.openxmlformats.org/drawingml/2006/main" noChangeAspect="1"/>
                             </wp:cNvGraphicFramePr>
@@ -540,11 +553,11 @@
                               <a:graphicData uri="http://schemas.openxmlformats.org/drawingml/2006/picture">
                                 <pic:pic xmlns:pic="http://schemas.openxmlformats.org/drawingml/2006/picture">
                                   <pic:nvPicPr>
-                                    <pic:cNvPr id="804257733" name="Picture 1" descr="A diagram of a computer network&#10;&#10;Description automatically generated"/>
+                                    <pic:cNvPr id="133182948" name="Picture 1" descr="A diagram of a computer network&#10;&#10;AI-generated content may be incorrect."/>
                                     <pic:cNvPicPr/>
                                   </pic:nvPicPr>
                                   <pic:blipFill>
-                                    <a:blip r:embed="rId6"/>
+                                    <a:blip r:embed="rId7"/>
                                     <a:stretch>
                                       <a:fillRect/>
                                     </a:stretch>
@@ -552,7 +565,7 @@
                                   <pic:spPr>
                                     <a:xfrm>
                                       <a:off x="0" y="0"/>
-                                      <a:ext cx="6856730" cy="3101340"/>
+                                      <a:ext cx="6856730" cy="3022600"/>
                                     </a:xfrm>
                                     <a:prstGeom prst="rect">
                                       <a:avLst/>
@@ -583,7 +596,6 @@
         <w:t>Utiliza la información de la siguiente gráfica y diseña cada una de las listas de control de acceso solicitadas.</w:t>
       </w:r>
     </w:p>
-    <w:p/>
     <w:p>
       <w:pPr>
         <w:pStyle w:val="NormalWeb"/>
@@ -609,7 +621,25 @@
           <w:sz w:val="20"/>
           <w:szCs w:val="20"/>
         </w:rPr>
-        <w:t xml:space="preserve">Diseña una lista de control de acceso estándar para </w:t>
+        <w:t>Diseña una lista de control de acceso e</w:t>
+      </w:r>
+      <w:r>
+        <w:rPr>
+          <w:rFonts w:ascii="Arial" w:hAnsi="Arial" w:cs="Arial"/>
+          <w:color w:val="2D3B45"/>
+          <w:sz w:val="20"/>
+          <w:szCs w:val="20"/>
+        </w:rPr>
+        <w:t>xtendida</w:t>
+      </w:r>
+      <w:r>
+        <w:rPr>
+          <w:rFonts w:ascii="Arial" w:hAnsi="Arial" w:cs="Arial"/>
+          <w:color w:val="2D3B45"/>
+          <w:sz w:val="20"/>
+          <w:szCs w:val="20"/>
+        </w:rPr>
+        <w:t xml:space="preserve"> para </w:t>
       </w:r>
       <w:r>
         <w:rPr>
@@ -678,16 +708,16 @@
           <w:sz w:val="20"/>
           <w:szCs w:val="20"/>
         </w:rPr>
-        <w:t xml:space="preserve"> tengan acceso a la subred de</w:t>
-      </w:r>
-      <w:r>
-        <w:rPr>
-          <w:rFonts w:ascii="Arial" w:hAnsi="Arial" w:cs="Arial"/>
-          <w:color w:val="2D3B45"/>
-          <w:sz w:val="20"/>
-          <w:szCs w:val="20"/>
-        </w:rPr>
-        <w:t xml:space="preserve"> la VLAN de</w:t>
+        <w:t xml:space="preserve"> tengan acceso a la subred</w:t>
+      </w:r>
+      <w:r>
+        <w:rPr>
+          <w:rFonts w:ascii="Arial" w:hAnsi="Arial" w:cs="Arial"/>
+          <w:color w:val="2D3B45"/>
+          <w:sz w:val="20"/>
+          <w:szCs w:val="20"/>
+        </w:rPr>
+        <w:t xml:space="preserve"> de</w:t>
       </w:r>
       <w:r>
         <w:rPr>
@@ -932,7 +962,25 @@
           <w:sz w:val="20"/>
           <w:szCs w:val="20"/>
         </w:rPr>
-        <w:t xml:space="preserve">Diseña una lista de control de acceso estándar para que el </w:t>
+        <w:t>Diseña una lista de control de acceso e</w:t>
+      </w:r>
+      <w:r>
+        <w:rPr>
+          <w:rFonts w:ascii="Arial" w:hAnsi="Arial" w:cs="Arial"/>
+          <w:color w:val="2D3B45"/>
+          <w:sz w:val="20"/>
+          <w:szCs w:val="20"/>
+        </w:rPr>
+        <w:t>xtendida</w:t>
+      </w:r>
+      <w:r>
+        <w:rPr>
+          <w:rFonts w:ascii="Arial" w:hAnsi="Arial" w:cs="Arial"/>
+          <w:color w:val="2D3B45"/>
+          <w:sz w:val="20"/>
+          <w:szCs w:val="20"/>
+        </w:rPr>
+        <w:t xml:space="preserve"> para que el </w:t>
       </w:r>
       <w:r>
         <w:rPr>
@@ -961,7 +1009,7 @@
           <w:sz w:val="20"/>
           <w:szCs w:val="20"/>
         </w:rPr>
-        <w:t xml:space="preserve"> subred de la VLAN de </w:t>
+        <w:t xml:space="preserve"> subred de </w:t>
       </w:r>
       <w:r>
         <w:rPr>
@@ -1181,9 +1229,9 @@
     <w:p>
       <w:pPr>
         <w:pStyle w:val="NormalWeb"/>
-        <w:shd w:val="clear" w:color="auto" w:fill="FFFFFF" w:themeFill="background1"/>
-        <w:spacing w:before="120" w:after="120" w:line="300" w:lineRule="exact"/>
-        <w:ind w:left="360"/>
+        <w:shd w:val="clear" w:color="auto" w:fill="FFFFFF"/>
+        <w:spacing w:before="0" w:beforeAutospacing="0" w:after="0" w:afterAutospacing="0" w:line="360" w:lineRule="auto"/>
+        <w:ind w:left="357"/>
         <w:jc w:val="both"/>
         <w:rPr>
           <w:rFonts w:ascii="Arial" w:hAnsi="Arial" w:cs="Arial"/>
@@ -1196,24 +1244,9 @@
     <w:p>
       <w:pPr>
         <w:pStyle w:val="NormalWeb"/>
-        <w:shd w:val="clear" w:color="auto" w:fill="FFFFFF" w:themeFill="background1"/>
-        <w:spacing w:before="120" w:after="120" w:line="300" w:lineRule="exact"/>
-        <w:ind w:left="360"/>
-        <w:jc w:val="both"/>
-        <w:rPr>
-          <w:rFonts w:ascii="Arial" w:hAnsi="Arial" w:cs="Arial"/>
-          <w:color w:val="2D3B45"/>
-          <w:sz w:val="20"/>
-          <w:szCs w:val="20"/>
-        </w:rPr>
-      </w:pPr>
-    </w:p>
-    <w:p>
-      <w:pPr>
-        <w:pStyle w:val="NormalWeb"/>
-        <w:shd w:val="clear" w:color="auto" w:fill="FFFFFF" w:themeFill="background1"/>
-        <w:spacing w:before="120" w:after="120" w:line="300" w:lineRule="exact"/>
-        <w:ind w:left="360"/>
+        <w:shd w:val="clear" w:color="auto" w:fill="FFFFFF"/>
+        <w:spacing w:before="0" w:beforeAutospacing="0" w:after="0" w:afterAutospacing="0" w:line="360" w:lineRule="auto"/>
+        <w:ind w:left="357"/>
         <w:jc w:val="both"/>
         <w:rPr>
           <w:rFonts w:ascii="Arial" w:hAnsi="Arial" w:cs="Arial"/>
@@ -1230,7 +1263,7 @@
           <w:ilvl w:val="0"/>
           <w:numId w:val="15"/>
         </w:numPr>
-        <w:shd w:val="clear" w:color="auto" w:fill="FFFFFF" w:themeFill="background1"/>
+        <w:shd w:val="clear" w:color="auto" w:fill="FFFFFF"/>
         <w:spacing w:before="120" w:after="120" w:line="300" w:lineRule="exact"/>
         <w:jc w:val="both"/>
         <w:rPr>
@@ -1247,7 +1280,17 @@
           <w:sz w:val="20"/>
           <w:szCs w:val="20"/>
         </w:rPr>
+        <w:lastRenderedPageBreak/>
         <w:t xml:space="preserve">Diseña una lista de control de </w:t>
+      </w:r>
+      <w:r>
+        <w:rPr>
+          <w:rFonts w:ascii="Arial" w:hAnsi="Arial" w:cs="Arial"/>
+          <w:color w:val="2D3B45"/>
+          <w:sz w:val="20"/>
+          <w:szCs w:val="20"/>
+        </w:rPr>
+        <w:t>acceso</w:t>
       </w:r>
       <w:r>
         <w:rPr>
@@ -1258,7 +1301,16 @@
           <w:sz w:val="20"/>
           <w:szCs w:val="20"/>
         </w:rPr>
-        <w:t>acceso estándar</w:t>
+        <w:t xml:space="preserve"> </w:t>
+      </w:r>
+      <w:r>
+        <w:rPr>
+          <w:rFonts w:ascii="Arial" w:hAnsi="Arial" w:cs="Arial"/>
+          <w:color w:val="2D3B45"/>
+          <w:sz w:val="20"/>
+          <w:szCs w:val="20"/>
+        </w:rPr>
+        <w:t>extendida</w:t>
       </w:r>
       <w:r>
         <w:rPr>
@@ -1278,16 +1330,16 @@
           <w:sz w:val="20"/>
           <w:szCs w:val="20"/>
         </w:rPr>
-        <w:t>impedir</w:t>
-      </w:r>
-      <w:r>
-        <w:rPr>
-          <w:rFonts w:ascii="Arial" w:hAnsi="Arial" w:cs="Arial"/>
-          <w:color w:val="2D3B45"/>
-          <w:sz w:val="20"/>
-          <w:szCs w:val="20"/>
-        </w:rPr>
-        <w:t xml:space="preserve"> que las computadoras de los </w:t>
+        <w:t xml:space="preserve">impedir </w:t>
+      </w:r>
+      <w:r>
+        <w:rPr>
+          <w:rFonts w:ascii="Arial" w:hAnsi="Arial" w:cs="Arial"/>
+          <w:color w:val="2D3B45"/>
+          <w:sz w:val="20"/>
+          <w:szCs w:val="20"/>
+        </w:rPr>
+        <w:t xml:space="preserve">que las computadoras de la subred de </w:t>
       </w:r>
       <w:r>
         <w:rPr>
@@ -1298,34 +1350,25 @@
           <w:sz w:val="20"/>
           <w:szCs w:val="20"/>
         </w:rPr>
-        <w:t>Alumnos</w:t>
-      </w:r>
-      <w:r>
-        <w:rPr>
-          <w:rFonts w:ascii="Arial" w:hAnsi="Arial" w:cs="Arial"/>
-          <w:color w:val="2D3B45"/>
-          <w:sz w:val="20"/>
-          <w:szCs w:val="20"/>
-        </w:rPr>
-        <w:t xml:space="preserve"> tengan acceso a la subred de</w:t>
-      </w:r>
-      <w:r>
-        <w:rPr>
-          <w:rFonts w:ascii="Arial" w:hAnsi="Arial" w:cs="Arial"/>
-          <w:color w:val="2D3B45"/>
-          <w:sz w:val="20"/>
-          <w:szCs w:val="20"/>
-        </w:rPr>
-        <w:t xml:space="preserve"> la VLAN de</w:t>
-      </w:r>
-      <w:r>
-        <w:rPr>
-          <w:rFonts w:ascii="Arial" w:hAnsi="Arial" w:cs="Arial"/>
-          <w:color w:val="2D3B45"/>
-          <w:sz w:val="20"/>
-          <w:szCs w:val="20"/>
-        </w:rPr>
-        <w:t xml:space="preserve"> </w:t>
+        <w:t>Profesores</w:t>
+      </w:r>
+      <w:r>
+        <w:rPr>
+          <w:rFonts w:ascii="Arial" w:hAnsi="Arial" w:cs="Arial"/>
+          <w:color w:val="2D3B45"/>
+          <w:sz w:val="20"/>
+          <w:szCs w:val="20"/>
+        </w:rPr>
+        <w:t xml:space="preserve"> tengan</w:t>
+      </w:r>
+      <w:r>
+        <w:rPr>
+          <w:rFonts w:ascii="Arial" w:hAnsi="Arial" w:cs="Arial"/>
+          <w:color w:val="2D3B45"/>
+          <w:sz w:val="20"/>
+          <w:szCs w:val="20"/>
+        </w:rPr>
+        <w:t xml:space="preserve"> acceso al </w:t>
       </w:r>
       <w:r>
         <w:rPr>
@@ -1336,7 +1379,7 @@
           <w:sz w:val="20"/>
           <w:szCs w:val="20"/>
         </w:rPr>
-        <w:t>Direct</w:t>
+        <w:t xml:space="preserve">servidor de </w:t>
       </w:r>
       <w:r>
         <w:rPr>
@@ -1347,27 +1390,7 @@
           <w:sz w:val="20"/>
           <w:szCs w:val="20"/>
         </w:rPr>
-        <w:t>ores</w:t>
-      </w:r>
-      <w:r>
-        <w:rPr>
-          <w:rFonts w:ascii="Arial" w:hAnsi="Arial" w:cs="Arial"/>
-          <w:color w:val="2D3B45"/>
-          <w:sz w:val="20"/>
-          <w:szCs w:val="20"/>
-        </w:rPr>
-        <w:t xml:space="preserve"> y a la subred de </w:t>
-      </w:r>
-      <w:r>
-        <w:rPr>
-          <w:rFonts w:ascii="Arial" w:hAnsi="Arial" w:cs="Arial"/>
-          <w:b/>
-          <w:bCs/>
-          <w:color w:val="2D3B45"/>
-          <w:sz w:val="20"/>
-          <w:szCs w:val="20"/>
-        </w:rPr>
-        <w:t>Profesores</w:t>
+        <w:t>Directivos</w:t>
       </w:r>
       <w:r>
         <w:rPr>
@@ -1382,7 +1405,7 @@
     <w:p>
       <w:pPr>
         <w:pStyle w:val="NormalWeb"/>
-        <w:shd w:val="clear" w:color="auto" w:fill="FFFFFF" w:themeFill="background1"/>
+        <w:shd w:val="clear" w:color="auto" w:fill="FFFFFF"/>
         <w:spacing w:before="0" w:beforeAutospacing="0" w:after="0" w:afterAutospacing="0" w:line="340" w:lineRule="exact"/>
         <w:ind w:left="360"/>
         <w:jc w:val="both"/>
@@ -1408,7 +1431,7 @@
     <w:p>
       <w:pPr>
         <w:pStyle w:val="NormalWeb"/>
-        <w:shd w:val="clear" w:color="auto" w:fill="FFFFFF" w:themeFill="background1"/>
+        <w:shd w:val="clear" w:color="auto" w:fill="FFFFFF"/>
         <w:spacing w:before="0" w:beforeAutospacing="0" w:after="0" w:afterAutospacing="0" w:line="340" w:lineRule="exact"/>
         <w:ind w:left="360"/>
         <w:jc w:val="both"/>
@@ -1434,7 +1457,7 @@
     <w:p>
       <w:pPr>
         <w:pStyle w:val="NormalWeb"/>
-        <w:shd w:val="clear" w:color="auto" w:fill="FFFFFF" w:themeFill="background1"/>
+        <w:shd w:val="clear" w:color="auto" w:fill="FFFFFF"/>
         <w:spacing w:before="0" w:beforeAutospacing="0" w:after="0" w:afterAutospacing="0" w:line="340" w:lineRule="exact"/>
         <w:ind w:left="360"/>
         <w:jc w:val="both"/>
@@ -1460,7 +1483,7 @@
     <w:p>
       <w:pPr>
         <w:pStyle w:val="NormalWeb"/>
-        <w:shd w:val="clear" w:color="auto" w:fill="FFFFFF" w:themeFill="background1"/>
+        <w:shd w:val="clear" w:color="auto" w:fill="FFFFFF"/>
         <w:spacing w:before="0" w:beforeAutospacing="0" w:after="0" w:afterAutospacing="0" w:line="340" w:lineRule="exact"/>
         <w:ind w:left="360"/>
         <w:jc w:val="both"/>
@@ -1515,7 +1538,7 @@
     <w:p>
       <w:pPr>
         <w:pStyle w:val="NormalWeb"/>
-        <w:shd w:val="clear" w:color="auto" w:fill="FFFFFF" w:themeFill="background1"/>
+        <w:shd w:val="clear" w:color="auto" w:fill="FFFFFF"/>
         <w:spacing w:before="0" w:beforeAutospacing="0" w:after="0" w:afterAutospacing="0"/>
         <w:ind w:left="357"/>
         <w:jc w:val="both"/>
@@ -1530,7 +1553,7 @@
     <w:p>
       <w:pPr>
         <w:pStyle w:val="NormalWeb"/>
-        <w:shd w:val="clear" w:color="auto" w:fill="FFFFFF" w:themeFill="background1"/>
+        <w:shd w:val="clear" w:color="auto" w:fill="FFFFFF"/>
         <w:spacing w:before="0" w:beforeAutospacing="0" w:after="0" w:afterAutospacing="0" w:line="340" w:lineRule="exact"/>
         <w:ind w:left="360"/>
         <w:jc w:val="both"/>
@@ -1574,7 +1597,7 @@
     <w:p>
       <w:pPr>
         <w:pStyle w:val="NormalWeb"/>
-        <w:shd w:val="clear" w:color="auto" w:fill="FFFFFF" w:themeFill="background1"/>
+        <w:shd w:val="clear" w:color="auto" w:fill="FFFFFF"/>
         <w:spacing w:before="0" w:beforeAutospacing="0" w:after="0" w:afterAutospacing="0" w:line="340" w:lineRule="exact"/>
         <w:ind w:left="360"/>
         <w:jc w:val="both"/>
@@ -1600,7 +1623,7 @@
     <w:p>
       <w:pPr>
         <w:pStyle w:val="NormalWeb"/>
-        <w:shd w:val="clear" w:color="auto" w:fill="FFFFFF" w:themeFill="background1"/>
+        <w:shd w:val="clear" w:color="auto" w:fill="FFFFFF"/>
         <w:spacing w:before="0" w:beforeAutospacing="0" w:after="0" w:afterAutospacing="0" w:line="340" w:lineRule="exact"/>
         <w:ind w:left="360"/>
         <w:jc w:val="both"/>
@@ -1620,10 +1643,178 @@
           <w:szCs w:val="20"/>
           <w:lang w:val="en-US"/>
         </w:rPr>
-        <w:t>router(config-</w:t>
-      </w:r>
-      <w:proofErr w:type="gramStart"/>
-      <w:r>
+        <w:t>router(config-if)#</w:t>
+      </w:r>
+    </w:p>
+    <w:p>
+      <w:pPr>
+        <w:pStyle w:val="NormalWeb"/>
+        <w:numPr>
+          <w:ilvl w:val="0"/>
+          <w:numId w:val="15"/>
+        </w:numPr>
+        <w:shd w:val="clear" w:color="auto" w:fill="FFFFFF"/>
+        <w:spacing w:before="120" w:beforeAutospacing="0" w:after="120" w:afterAutospacing="0" w:line="300" w:lineRule="exact"/>
+        <w:ind w:left="357" w:hanging="357"/>
+        <w:jc w:val="both"/>
+        <w:rPr>
+          <w:rFonts w:ascii="Arial" w:hAnsi="Arial" w:cs="Arial"/>
+          <w:color w:val="2D3B45"/>
+          <w:sz w:val="20"/>
+          <w:szCs w:val="20"/>
+        </w:rPr>
+      </w:pPr>
+      <w:r>
+        <w:rPr>
+          <w:rFonts w:ascii="Arial" w:hAnsi="Arial" w:cs="Arial"/>
+          <w:color w:val="2D3B45"/>
+          <w:sz w:val="20"/>
+          <w:szCs w:val="20"/>
+        </w:rPr>
+        <w:t>Diseña una lista de control de acceso extendida</w:t>
+      </w:r>
+      <w:r>
+        <w:rPr>
+          <w:rFonts w:ascii="Arial" w:hAnsi="Arial" w:cs="Arial"/>
+          <w:color w:val="2D3B45"/>
+          <w:sz w:val="20"/>
+          <w:szCs w:val="20"/>
+        </w:rPr>
+        <w:t xml:space="preserve"> </w:t>
+      </w:r>
+      <w:r>
+        <w:rPr>
+          <w:rFonts w:ascii="Arial" w:hAnsi="Arial" w:cs="Arial"/>
+          <w:color w:val="2D3B45"/>
+          <w:sz w:val="20"/>
+          <w:szCs w:val="20"/>
+        </w:rPr>
+        <w:t>para que la sección de</w:t>
+      </w:r>
+      <w:r>
+        <w:rPr>
+          <w:rFonts w:ascii="Arial" w:hAnsi="Arial" w:cs="Arial"/>
+          <w:color w:val="2D3B45"/>
+          <w:sz w:val="20"/>
+          <w:szCs w:val="20"/>
+        </w:rPr>
+        <w:t xml:space="preserve"> </w:t>
+      </w:r>
+      <w:r>
+        <w:rPr>
+          <w:rFonts w:ascii="Arial" w:hAnsi="Arial" w:cs="Arial"/>
+          <w:b/>
+          <w:bCs/>
+          <w:color w:val="2D3B45"/>
+          <w:sz w:val="20"/>
+          <w:szCs w:val="20"/>
+        </w:rPr>
+        <w:t>Alumnos</w:t>
+      </w:r>
+      <w:r>
+        <w:rPr>
+          <w:rFonts w:ascii="Arial" w:hAnsi="Arial" w:cs="Arial"/>
+          <w:color w:val="2D3B45"/>
+          <w:sz w:val="20"/>
+          <w:szCs w:val="20"/>
+        </w:rPr>
+        <w:t xml:space="preserve"> </w:t>
+      </w:r>
+      <w:r>
+        <w:rPr>
+          <w:rFonts w:ascii="Arial" w:hAnsi="Arial" w:cs="Arial"/>
+          <w:color w:val="2D3B45"/>
+          <w:sz w:val="20"/>
+          <w:szCs w:val="20"/>
+        </w:rPr>
+        <w:t>no pueda acceder al</w:t>
+      </w:r>
+      <w:r>
+        <w:rPr>
+          <w:rFonts w:ascii="Arial" w:hAnsi="Arial" w:cs="Arial"/>
+          <w:color w:val="2D3B45"/>
+          <w:sz w:val="20"/>
+          <w:szCs w:val="20"/>
+        </w:rPr>
+        <w:t xml:space="preserve"> </w:t>
+      </w:r>
+      <w:r>
+        <w:rPr>
+          <w:rFonts w:ascii="Arial" w:hAnsi="Arial" w:cs="Arial"/>
+          <w:b/>
+          <w:bCs/>
+          <w:color w:val="2D3B45"/>
+          <w:sz w:val="20"/>
+          <w:szCs w:val="20"/>
+        </w:rPr>
+        <w:t>servidor de profesores</w:t>
+      </w:r>
+      <w:r>
+        <w:rPr>
+          <w:rFonts w:ascii="Arial" w:hAnsi="Arial" w:cs="Arial"/>
+          <w:color w:val="2D3B45"/>
+          <w:sz w:val="20"/>
+          <w:szCs w:val="20"/>
+        </w:rPr>
+        <w:t xml:space="preserve"> vía el protocolo </w:t>
+      </w:r>
+      <w:r>
+        <w:rPr>
+          <w:rFonts w:ascii="Arial" w:hAnsi="Arial" w:cs="Arial"/>
+          <w:b/>
+          <w:bCs/>
+          <w:color w:val="2D3B45"/>
+          <w:sz w:val="20"/>
+          <w:szCs w:val="20"/>
+        </w:rPr>
+        <w:t xml:space="preserve">WEB </w:t>
+      </w:r>
+      <w:r>
+        <w:rPr>
+          <w:rFonts w:ascii="Arial" w:hAnsi="Arial" w:cs="Arial"/>
+          <w:color w:val="2D3B45"/>
+          <w:sz w:val="20"/>
+          <w:szCs w:val="20"/>
+        </w:rPr>
+        <w:t>ni por</w:t>
+      </w:r>
+      <w:r>
+        <w:rPr>
+          <w:rFonts w:ascii="Arial" w:hAnsi="Arial" w:cs="Arial"/>
+          <w:color w:val="2D3B45"/>
+          <w:sz w:val="20"/>
+          <w:szCs w:val="20"/>
+        </w:rPr>
+        <w:t xml:space="preserve"> </w:t>
+      </w:r>
+      <w:r>
+        <w:rPr>
+          <w:rFonts w:ascii="Arial" w:hAnsi="Arial" w:cs="Arial"/>
+          <w:b/>
+          <w:bCs/>
+          <w:color w:val="2D3B45"/>
+          <w:sz w:val="20"/>
+          <w:szCs w:val="20"/>
+        </w:rPr>
+        <w:t>FTP</w:t>
+      </w:r>
+      <w:r>
+        <w:rPr>
+          <w:rFonts w:ascii="Arial" w:hAnsi="Arial" w:cs="Arial"/>
+          <w:color w:val="2D3B45"/>
+          <w:sz w:val="20"/>
+          <w:szCs w:val="20"/>
+        </w:rPr>
+        <w:t>.</w:t>
+      </w:r>
+    </w:p>
+    <w:p>
+      <w:pPr>
+        <w:pStyle w:val="NormalWeb"/>
+        <w:shd w:val="clear" w:color="auto" w:fill="FFFFFF"/>
+        <w:spacing w:before="0" w:beforeAutospacing="0" w:after="0" w:afterAutospacing="0" w:line="340" w:lineRule="exact"/>
+        <w:ind w:left="357"/>
+        <w:jc w:val="both"/>
         <w:rPr>
           <w:rFonts w:ascii="Arial" w:hAnsi="Arial" w:cs="Arial"/>
           <w:color w:val="2D3B45"/>
@@ -1631,13 +1822,1050 @@
           <w:szCs w:val="20"/>
           <w:lang w:val="en-US"/>
         </w:rPr>
-        <w:t>if)#</w:t>
-      </w:r>
-      <w:proofErr w:type="gramEnd"/>
+      </w:pPr>
+      <w:r>
+        <w:rPr>
+          <w:rFonts w:ascii="Arial" w:hAnsi="Arial" w:cs="Arial"/>
+          <w:color w:val="2D3B45"/>
+          <w:sz w:val="20"/>
+          <w:szCs w:val="20"/>
+          <w:lang w:val="en-US"/>
+        </w:rPr>
+        <w:t>router(config)#</w:t>
+      </w:r>
+    </w:p>
+    <w:p>
+      <w:pPr>
+        <w:pStyle w:val="NormalWeb"/>
+        <w:shd w:val="clear" w:color="auto" w:fill="FFFFFF"/>
+        <w:spacing w:before="0" w:beforeAutospacing="0" w:after="0" w:afterAutospacing="0" w:line="340" w:lineRule="exact"/>
+        <w:ind w:left="357"/>
+        <w:jc w:val="both"/>
+        <w:rPr>
+          <w:rFonts w:ascii="Arial" w:hAnsi="Arial" w:cs="Arial"/>
+          <w:color w:val="2D3B45"/>
+          <w:sz w:val="20"/>
+          <w:szCs w:val="20"/>
+          <w:lang w:val="en-US"/>
+        </w:rPr>
+      </w:pPr>
+      <w:r>
+        <w:rPr>
+          <w:rFonts w:ascii="Arial" w:hAnsi="Arial" w:cs="Arial"/>
+          <w:color w:val="2D3B45"/>
+          <w:sz w:val="20"/>
+          <w:szCs w:val="20"/>
+          <w:lang w:val="en-US"/>
+        </w:rPr>
+        <w:t>router(config)#</w:t>
+      </w:r>
+    </w:p>
+    <w:p>
+      <w:pPr>
+        <w:pStyle w:val="NormalWeb"/>
+        <w:shd w:val="clear" w:color="auto" w:fill="FFFFFF"/>
+        <w:spacing w:before="0" w:beforeAutospacing="0" w:after="0" w:afterAutospacing="0" w:line="340" w:lineRule="exact"/>
+        <w:ind w:left="357"/>
+        <w:jc w:val="both"/>
+        <w:rPr>
+          <w:rFonts w:ascii="Arial" w:hAnsi="Arial" w:cs="Arial"/>
+          <w:color w:val="2D3B45"/>
+          <w:sz w:val="20"/>
+          <w:szCs w:val="20"/>
+          <w:lang w:val="en-US"/>
+        </w:rPr>
+      </w:pPr>
+      <w:r>
+        <w:rPr>
+          <w:rFonts w:ascii="Arial" w:hAnsi="Arial" w:cs="Arial"/>
+          <w:color w:val="2D3B45"/>
+          <w:sz w:val="20"/>
+          <w:szCs w:val="20"/>
+          <w:lang w:val="en-US"/>
+        </w:rPr>
+        <w:t>router(config)#</w:t>
+      </w:r>
+    </w:p>
+    <w:p>
+      <w:pPr>
+        <w:pStyle w:val="NormalWeb"/>
+        <w:shd w:val="clear" w:color="auto" w:fill="FFFFFF"/>
+        <w:spacing w:before="0" w:beforeAutospacing="0" w:after="0" w:afterAutospacing="0" w:line="340" w:lineRule="exact"/>
+        <w:ind w:left="357"/>
+        <w:jc w:val="both"/>
+        <w:rPr>
+          <w:rFonts w:ascii="Arial" w:hAnsi="Arial" w:cs="Arial"/>
+          <w:color w:val="2D3B45"/>
+          <w:sz w:val="20"/>
+          <w:szCs w:val="20"/>
+        </w:rPr>
+      </w:pPr>
+      <w:proofErr w:type="spellStart"/>
+      <w:r>
+        <w:rPr>
+          <w:rFonts w:ascii="Arial" w:hAnsi="Arial" w:cs="Arial"/>
+          <w:color w:val="2D3B45"/>
+          <w:sz w:val="20"/>
+          <w:szCs w:val="20"/>
+        </w:rPr>
+        <w:t>router</w:t>
+      </w:r>
+      <w:proofErr w:type="spellEnd"/>
+      <w:r>
+        <w:rPr>
+          <w:rFonts w:ascii="Arial" w:hAnsi="Arial" w:cs="Arial"/>
+          <w:color w:val="2D3B45"/>
+          <w:sz w:val="20"/>
+          <w:szCs w:val="20"/>
+        </w:rPr>
+        <w:t>(</w:t>
+      </w:r>
+      <w:proofErr w:type="spellStart"/>
+      <w:r>
+        <w:rPr>
+          <w:rFonts w:ascii="Arial" w:hAnsi="Arial" w:cs="Arial"/>
+          <w:color w:val="2D3B45"/>
+          <w:sz w:val="20"/>
+          <w:szCs w:val="20"/>
+        </w:rPr>
+        <w:t>config</w:t>
+      </w:r>
+      <w:proofErr w:type="spellEnd"/>
+      <w:r>
+        <w:rPr>
+          <w:rFonts w:ascii="Arial" w:hAnsi="Arial" w:cs="Arial"/>
+          <w:color w:val="2D3B45"/>
+          <w:sz w:val="20"/>
+          <w:szCs w:val="20"/>
+        </w:rPr>
+        <w:t>)#</w:t>
+      </w:r>
+    </w:p>
+    <w:p>
+      <w:pPr>
+        <w:pStyle w:val="NormalWeb"/>
+        <w:shd w:val="clear" w:color="auto" w:fill="FFFFFF"/>
+        <w:spacing w:before="0" w:beforeAutospacing="0" w:after="0" w:afterAutospacing="0"/>
+        <w:ind w:left="357"/>
+        <w:jc w:val="both"/>
+        <w:rPr>
+          <w:rFonts w:ascii="Arial" w:hAnsi="Arial" w:cs="Arial"/>
+          <w:color w:val="2D3B45"/>
+          <w:sz w:val="20"/>
+          <w:szCs w:val="20"/>
+        </w:rPr>
+      </w:pPr>
+    </w:p>
+    <w:p>
+      <w:pPr>
+        <w:pStyle w:val="NormalWeb"/>
+        <w:shd w:val="clear" w:color="auto" w:fill="FFFFFF"/>
+        <w:spacing w:before="0" w:beforeAutospacing="0" w:after="0" w:afterAutospacing="0" w:line="340" w:lineRule="exact"/>
+        <w:ind w:left="357"/>
+        <w:jc w:val="both"/>
+        <w:rPr>
+          <w:rFonts w:ascii="Arial" w:hAnsi="Arial" w:cs="Arial"/>
+          <w:color w:val="2D3B45"/>
+          <w:sz w:val="20"/>
+          <w:szCs w:val="20"/>
+        </w:rPr>
+      </w:pPr>
+      <w:r>
+        <w:rPr>
+          <w:rFonts w:ascii="Arial" w:hAnsi="Arial" w:cs="Arial"/>
+          <w:color w:val="2D3B45"/>
+          <w:sz w:val="20"/>
+          <w:szCs w:val="20"/>
+        </w:rPr>
+        <w:t xml:space="preserve">¿En qué </w:t>
+      </w:r>
+      <w:proofErr w:type="spellStart"/>
+      <w:r>
+        <w:rPr>
+          <w:rFonts w:ascii="Arial" w:hAnsi="Arial" w:cs="Arial"/>
+          <w:color w:val="2D3B45"/>
+          <w:sz w:val="20"/>
+          <w:szCs w:val="20"/>
+        </w:rPr>
+        <w:t>router</w:t>
+      </w:r>
+      <w:proofErr w:type="spellEnd"/>
+      <w:r>
+        <w:rPr>
+          <w:rFonts w:ascii="Arial" w:hAnsi="Arial" w:cs="Arial"/>
+          <w:color w:val="2D3B45"/>
+          <w:sz w:val="20"/>
+          <w:szCs w:val="20"/>
+        </w:rPr>
+        <w:t xml:space="preserve"> instalarás esta lista de control de acceso? </w:t>
+      </w:r>
+    </w:p>
+    <w:p>
+      <w:pPr>
+        <w:pStyle w:val="NormalWeb"/>
+        <w:shd w:val="clear" w:color="auto" w:fill="FFFFFF"/>
+        <w:spacing w:before="0" w:beforeAutospacing="0" w:after="0" w:afterAutospacing="0" w:line="340" w:lineRule="exact"/>
+        <w:ind w:left="357"/>
+        <w:jc w:val="both"/>
+        <w:rPr>
+          <w:rFonts w:ascii="Arial" w:hAnsi="Arial" w:cs="Arial"/>
+          <w:color w:val="2D3B45"/>
+          <w:sz w:val="20"/>
+          <w:szCs w:val="20"/>
+          <w:lang w:val="en-US"/>
+        </w:rPr>
+      </w:pPr>
+      <w:r>
+        <w:rPr>
+          <w:rFonts w:ascii="Arial" w:hAnsi="Arial" w:cs="Arial"/>
+          <w:color w:val="2D3B45"/>
+          <w:sz w:val="20"/>
+          <w:szCs w:val="20"/>
+          <w:lang w:val="en-US"/>
+        </w:rPr>
+        <w:t xml:space="preserve">router(config)# interface </w:t>
+      </w:r>
+    </w:p>
+    <w:p>
+      <w:pPr>
+        <w:pStyle w:val="NormalWeb"/>
+        <w:shd w:val="clear" w:color="auto" w:fill="FFFFFF"/>
+        <w:spacing w:before="0" w:beforeAutospacing="0" w:after="0" w:afterAutospacing="0" w:line="340" w:lineRule="exact"/>
+        <w:ind w:left="357"/>
+        <w:jc w:val="both"/>
+        <w:rPr>
+          <w:rFonts w:ascii="Arial" w:hAnsi="Arial" w:cs="Arial"/>
+          <w:color w:val="2D3B45"/>
+          <w:sz w:val="20"/>
+          <w:szCs w:val="20"/>
+          <w:lang w:val="en-US"/>
+        </w:rPr>
+      </w:pPr>
+      <w:r>
+        <w:rPr>
+          <w:rFonts w:ascii="Arial" w:hAnsi="Arial" w:cs="Arial"/>
+          <w:color w:val="2D3B45"/>
+          <w:sz w:val="20"/>
+          <w:szCs w:val="20"/>
+          <w:lang w:val="en-US"/>
+        </w:rPr>
+        <w:t>router(config-if)#</w:t>
+      </w:r>
+    </w:p>
+    <w:p>
+      <w:pPr>
+        <w:pStyle w:val="NormalWeb"/>
+        <w:numPr>
+          <w:ilvl w:val="0"/>
+          <w:numId w:val="15"/>
+        </w:numPr>
+        <w:shd w:val="clear" w:color="auto" w:fill="FFFFFF"/>
+        <w:spacing w:before="120" w:beforeAutospacing="0" w:after="120" w:afterAutospacing="0" w:line="300" w:lineRule="exact"/>
+        <w:jc w:val="both"/>
+        <w:rPr>
+          <w:rFonts w:ascii="Arial" w:hAnsi="Arial" w:cs="Arial"/>
+          <w:color w:val="2D3B45"/>
+          <w:sz w:val="20"/>
+          <w:szCs w:val="20"/>
+        </w:rPr>
+      </w:pPr>
+      <w:r>
+        <w:rPr>
+          <w:rFonts w:ascii="Arial" w:hAnsi="Arial" w:cs="Arial"/>
+          <w:color w:val="2D3B45"/>
+          <w:sz w:val="20"/>
+          <w:szCs w:val="20"/>
+        </w:rPr>
+        <w:t>Diseña una lista de control de acceso extendida</w:t>
+      </w:r>
+      <w:r>
+        <w:rPr>
+          <w:rFonts w:ascii="Arial" w:hAnsi="Arial" w:cs="Arial"/>
+          <w:color w:val="2D3B45"/>
+          <w:sz w:val="20"/>
+          <w:szCs w:val="20"/>
+        </w:rPr>
+        <w:t xml:space="preserve"> </w:t>
+      </w:r>
+      <w:r>
+        <w:rPr>
+          <w:rFonts w:ascii="Arial" w:hAnsi="Arial" w:cs="Arial"/>
+          <w:color w:val="2D3B45"/>
+          <w:sz w:val="20"/>
+          <w:szCs w:val="20"/>
+        </w:rPr>
+        <w:t>para que ninguna dirección IP interna de nuestra red pueda acceder al</w:t>
+      </w:r>
+      <w:r>
+        <w:rPr>
+          <w:rFonts w:ascii="Arial" w:hAnsi="Arial" w:cs="Arial"/>
+          <w:color w:val="2D3B45"/>
+          <w:sz w:val="20"/>
+          <w:szCs w:val="20"/>
+        </w:rPr>
+        <w:t xml:space="preserve"> </w:t>
+      </w:r>
+      <w:r>
+        <w:rPr>
+          <w:rFonts w:ascii="Arial" w:hAnsi="Arial" w:cs="Arial"/>
+          <w:color w:val="2D3B45"/>
+          <w:sz w:val="20"/>
+          <w:szCs w:val="20"/>
+        </w:rPr>
+        <w:t xml:space="preserve">servidor </w:t>
+      </w:r>
+      <w:r>
+        <w:rPr>
+          <w:rFonts w:ascii="Arial" w:hAnsi="Arial" w:cs="Arial"/>
+          <w:b/>
+          <w:bCs/>
+          <w:color w:val="2D3B45"/>
+          <w:sz w:val="20"/>
+          <w:szCs w:val="20"/>
+        </w:rPr>
+        <w:t>dnsserver.com</w:t>
+      </w:r>
+      <w:r>
+        <w:rPr>
+          <w:rFonts w:ascii="Arial" w:hAnsi="Arial" w:cs="Arial"/>
+          <w:color w:val="2D3B45"/>
+          <w:sz w:val="20"/>
+          <w:szCs w:val="20"/>
+        </w:rPr>
+        <w:t xml:space="preserve"> </w:t>
+      </w:r>
+      <w:r>
+        <w:rPr>
+          <w:rFonts w:ascii="Arial" w:hAnsi="Arial" w:cs="Arial"/>
+          <w:color w:val="2D3B45"/>
+          <w:sz w:val="20"/>
+          <w:szCs w:val="20"/>
+        </w:rPr>
+        <w:t xml:space="preserve">vía el protocolo </w:t>
+      </w:r>
+      <w:r>
+        <w:rPr>
+          <w:rFonts w:ascii="Arial" w:hAnsi="Arial" w:cs="Arial"/>
+          <w:b/>
+          <w:bCs/>
+          <w:color w:val="2D3B45"/>
+          <w:sz w:val="20"/>
+          <w:szCs w:val="20"/>
+        </w:rPr>
+        <w:t>WEB</w:t>
+      </w:r>
+      <w:r>
+        <w:rPr>
+          <w:rFonts w:ascii="Arial" w:hAnsi="Arial" w:cs="Arial"/>
+          <w:color w:val="2D3B45"/>
+          <w:sz w:val="20"/>
+          <w:szCs w:val="20"/>
+        </w:rPr>
+        <w:t>.</w:t>
+      </w:r>
+      <w:r>
+        <w:rPr>
+          <w:rFonts w:ascii="Arial" w:hAnsi="Arial" w:cs="Arial"/>
+          <w:color w:val="2D3B45"/>
+          <w:sz w:val="20"/>
+          <w:szCs w:val="20"/>
+        </w:rPr>
+        <w:t xml:space="preserve"> </w:t>
+      </w:r>
+    </w:p>
+    <w:p>
+      <w:pPr>
+        <w:pStyle w:val="NormalWeb"/>
+        <w:shd w:val="clear" w:color="auto" w:fill="FFFFFF"/>
+        <w:spacing w:before="0" w:beforeAutospacing="0" w:after="0" w:afterAutospacing="0" w:line="340" w:lineRule="exact"/>
+        <w:ind w:left="357"/>
+        <w:jc w:val="both"/>
+        <w:rPr>
+          <w:rFonts w:ascii="Arial" w:hAnsi="Arial" w:cs="Arial"/>
+          <w:color w:val="2D3B45"/>
+          <w:sz w:val="20"/>
+          <w:szCs w:val="20"/>
+          <w:lang w:val="en-US"/>
+        </w:rPr>
+      </w:pPr>
+      <w:r>
+        <w:rPr>
+          <w:rFonts w:ascii="Arial" w:hAnsi="Arial" w:cs="Arial"/>
+          <w:color w:val="2D3B45"/>
+          <w:sz w:val="20"/>
+          <w:szCs w:val="20"/>
+          <w:lang w:val="en-US"/>
+        </w:rPr>
+        <w:t>router(config)#</w:t>
+      </w:r>
+    </w:p>
+    <w:p>
+      <w:pPr>
+        <w:pStyle w:val="NormalWeb"/>
+        <w:shd w:val="clear" w:color="auto" w:fill="FFFFFF"/>
+        <w:spacing w:before="0" w:beforeAutospacing="0" w:after="0" w:afterAutospacing="0" w:line="340" w:lineRule="exact"/>
+        <w:ind w:left="357"/>
+        <w:jc w:val="both"/>
+        <w:rPr>
+          <w:rFonts w:ascii="Arial" w:hAnsi="Arial" w:cs="Arial"/>
+          <w:color w:val="2D3B45"/>
+          <w:sz w:val="20"/>
+          <w:szCs w:val="20"/>
+          <w:lang w:val="en-US"/>
+        </w:rPr>
+      </w:pPr>
+      <w:r>
+        <w:rPr>
+          <w:rFonts w:ascii="Arial" w:hAnsi="Arial" w:cs="Arial"/>
+          <w:color w:val="2D3B45"/>
+          <w:sz w:val="20"/>
+          <w:szCs w:val="20"/>
+          <w:lang w:val="en-US"/>
+        </w:rPr>
+        <w:t>router(config)#</w:t>
+      </w:r>
+    </w:p>
+    <w:p>
+      <w:pPr>
+        <w:pStyle w:val="NormalWeb"/>
+        <w:shd w:val="clear" w:color="auto" w:fill="FFFFFF"/>
+        <w:spacing w:before="0" w:beforeAutospacing="0" w:after="0" w:afterAutospacing="0" w:line="340" w:lineRule="exact"/>
+        <w:ind w:left="357"/>
+        <w:jc w:val="both"/>
+        <w:rPr>
+          <w:rFonts w:ascii="Arial" w:hAnsi="Arial" w:cs="Arial"/>
+          <w:color w:val="2D3B45"/>
+          <w:sz w:val="20"/>
+          <w:szCs w:val="20"/>
+          <w:lang w:val="en-US"/>
+        </w:rPr>
+      </w:pPr>
+      <w:r>
+        <w:rPr>
+          <w:rFonts w:ascii="Arial" w:hAnsi="Arial" w:cs="Arial"/>
+          <w:color w:val="2D3B45"/>
+          <w:sz w:val="20"/>
+          <w:szCs w:val="20"/>
+          <w:lang w:val="en-US"/>
+        </w:rPr>
+        <w:t>router(config)#</w:t>
+      </w:r>
+    </w:p>
+    <w:p>
+      <w:pPr>
+        <w:pStyle w:val="NormalWeb"/>
+        <w:shd w:val="clear" w:color="auto" w:fill="FFFFFF"/>
+        <w:spacing w:before="0" w:beforeAutospacing="0" w:after="0" w:afterAutospacing="0" w:line="340" w:lineRule="exact"/>
+        <w:ind w:left="357"/>
+        <w:jc w:val="both"/>
+        <w:rPr>
+          <w:rFonts w:ascii="Arial" w:hAnsi="Arial" w:cs="Arial"/>
+          <w:color w:val="2D3B45"/>
+          <w:sz w:val="20"/>
+          <w:szCs w:val="20"/>
+        </w:rPr>
+      </w:pPr>
+      <w:proofErr w:type="spellStart"/>
+      <w:r>
+        <w:rPr>
+          <w:rFonts w:ascii="Arial" w:hAnsi="Arial" w:cs="Arial"/>
+          <w:color w:val="2D3B45"/>
+          <w:sz w:val="20"/>
+          <w:szCs w:val="20"/>
+        </w:rPr>
+        <w:t>router</w:t>
+      </w:r>
+      <w:proofErr w:type="spellEnd"/>
+      <w:r>
+        <w:rPr>
+          <w:rFonts w:ascii="Arial" w:hAnsi="Arial" w:cs="Arial"/>
+          <w:color w:val="2D3B45"/>
+          <w:sz w:val="20"/>
+          <w:szCs w:val="20"/>
+        </w:rPr>
+        <w:t>(</w:t>
+      </w:r>
+      <w:proofErr w:type="spellStart"/>
+      <w:r>
+        <w:rPr>
+          <w:rFonts w:ascii="Arial" w:hAnsi="Arial" w:cs="Arial"/>
+          <w:color w:val="2D3B45"/>
+          <w:sz w:val="20"/>
+          <w:szCs w:val="20"/>
+        </w:rPr>
+        <w:t>config</w:t>
+      </w:r>
+      <w:proofErr w:type="spellEnd"/>
+      <w:r>
+        <w:rPr>
+          <w:rFonts w:ascii="Arial" w:hAnsi="Arial" w:cs="Arial"/>
+          <w:color w:val="2D3B45"/>
+          <w:sz w:val="20"/>
+          <w:szCs w:val="20"/>
+        </w:rPr>
+        <w:t>)#</w:t>
+      </w:r>
+    </w:p>
+    <w:p>
+      <w:pPr>
+        <w:pStyle w:val="NormalWeb"/>
+        <w:shd w:val="clear" w:color="auto" w:fill="FFFFFF"/>
+        <w:spacing w:before="0" w:beforeAutospacing="0" w:after="0" w:afterAutospacing="0"/>
+        <w:ind w:left="357"/>
+        <w:jc w:val="both"/>
+        <w:rPr>
+          <w:rFonts w:ascii="Arial" w:hAnsi="Arial" w:cs="Arial"/>
+          <w:color w:val="2D3B45"/>
+          <w:sz w:val="20"/>
+          <w:szCs w:val="20"/>
+        </w:rPr>
+      </w:pPr>
+    </w:p>
+    <w:p>
+      <w:pPr>
+        <w:pStyle w:val="NormalWeb"/>
+        <w:shd w:val="clear" w:color="auto" w:fill="FFFFFF"/>
+        <w:spacing w:before="0" w:beforeAutospacing="0" w:after="0" w:afterAutospacing="0" w:line="340" w:lineRule="exact"/>
+        <w:ind w:left="357"/>
+        <w:jc w:val="both"/>
+        <w:rPr>
+          <w:rFonts w:ascii="Arial" w:hAnsi="Arial" w:cs="Arial"/>
+          <w:color w:val="2D3B45"/>
+          <w:sz w:val="20"/>
+          <w:szCs w:val="20"/>
+        </w:rPr>
+      </w:pPr>
+      <w:r>
+        <w:rPr>
+          <w:rFonts w:ascii="Arial" w:hAnsi="Arial" w:cs="Arial"/>
+          <w:color w:val="2D3B45"/>
+          <w:sz w:val="20"/>
+          <w:szCs w:val="20"/>
+        </w:rPr>
+        <w:t xml:space="preserve">¿En qué </w:t>
+      </w:r>
+      <w:proofErr w:type="spellStart"/>
+      <w:r>
+        <w:rPr>
+          <w:rFonts w:ascii="Arial" w:hAnsi="Arial" w:cs="Arial"/>
+          <w:color w:val="2D3B45"/>
+          <w:sz w:val="20"/>
+          <w:szCs w:val="20"/>
+        </w:rPr>
+        <w:t>router</w:t>
+      </w:r>
+      <w:proofErr w:type="spellEnd"/>
+      <w:r>
+        <w:rPr>
+          <w:rFonts w:ascii="Arial" w:hAnsi="Arial" w:cs="Arial"/>
+          <w:color w:val="2D3B45"/>
+          <w:sz w:val="20"/>
+          <w:szCs w:val="20"/>
+        </w:rPr>
+        <w:t xml:space="preserve"> instalarás esta lista de control de acceso? </w:t>
+      </w:r>
+    </w:p>
+    <w:p>
+      <w:pPr>
+        <w:pStyle w:val="NormalWeb"/>
+        <w:shd w:val="clear" w:color="auto" w:fill="FFFFFF"/>
+        <w:spacing w:before="0" w:beforeAutospacing="0" w:after="0" w:afterAutospacing="0" w:line="340" w:lineRule="exact"/>
+        <w:ind w:left="357"/>
+        <w:jc w:val="both"/>
+        <w:rPr>
+          <w:rFonts w:ascii="Arial" w:hAnsi="Arial" w:cs="Arial"/>
+          <w:color w:val="2D3B45"/>
+          <w:sz w:val="20"/>
+          <w:szCs w:val="20"/>
+          <w:lang w:val="en-US"/>
+        </w:rPr>
+      </w:pPr>
+      <w:r>
+        <w:rPr>
+          <w:rFonts w:ascii="Arial" w:hAnsi="Arial" w:cs="Arial"/>
+          <w:color w:val="2D3B45"/>
+          <w:sz w:val="20"/>
+          <w:szCs w:val="20"/>
+          <w:lang w:val="en-US"/>
+        </w:rPr>
+        <w:t xml:space="preserve">router(config)# interface </w:t>
+      </w:r>
+    </w:p>
+    <w:p>
+      <w:pPr>
+        <w:pStyle w:val="NormalWeb"/>
+        <w:shd w:val="clear" w:color="auto" w:fill="FFFFFF"/>
+        <w:spacing w:before="0" w:beforeAutospacing="0" w:after="0" w:afterAutospacing="0" w:line="340" w:lineRule="exact"/>
+        <w:ind w:left="357"/>
+        <w:jc w:val="both"/>
+        <w:rPr>
+          <w:rFonts w:ascii="Arial" w:hAnsi="Arial" w:cs="Arial"/>
+          <w:color w:val="2D3B45"/>
+          <w:sz w:val="20"/>
+          <w:szCs w:val="20"/>
+          <w:lang w:val="en-US"/>
+        </w:rPr>
+      </w:pPr>
+      <w:r>
+        <w:rPr>
+          <w:rFonts w:ascii="Arial" w:hAnsi="Arial" w:cs="Arial"/>
+          <w:color w:val="2D3B45"/>
+          <w:sz w:val="20"/>
+          <w:szCs w:val="20"/>
+          <w:lang w:val="en-US"/>
+        </w:rPr>
+        <w:t>router(config-if)#</w:t>
+      </w:r>
+    </w:p>
+    <w:p>
+      <w:pPr>
+        <w:pStyle w:val="NormalWeb"/>
+        <w:shd w:val="clear" w:color="auto" w:fill="FFFFFF"/>
+        <w:spacing w:before="0" w:beforeAutospacing="0" w:after="0" w:afterAutospacing="0" w:line="340" w:lineRule="exact"/>
+        <w:ind w:left="357"/>
+        <w:jc w:val="both"/>
+        <w:rPr>
+          <w:rFonts w:ascii="Arial" w:hAnsi="Arial" w:cs="Arial"/>
+          <w:color w:val="2D3B45"/>
+          <w:sz w:val="20"/>
+          <w:szCs w:val="20"/>
+          <w:lang w:val="en-US"/>
+        </w:rPr>
+      </w:pPr>
+    </w:p>
+    <w:p>
+      <w:pPr>
+        <w:pStyle w:val="ListParagraph"/>
+        <w:numPr>
+          <w:ilvl w:val="0"/>
+          <w:numId w:val="15"/>
+        </w:numPr>
+        <w:spacing w:after="120" w:line="300" w:lineRule="exact"/>
+        <w:jc w:val="both"/>
+        <w:rPr>
+          <w:rFonts w:ascii="Arial" w:hAnsi="Arial" w:cs="Arial"/>
+          <w:color w:val="0D0D0D" w:themeColor="text1" w:themeTint="F2"/>
+        </w:rPr>
+      </w:pPr>
+      <w:r>
+        <w:rPr>
+          <w:rFonts w:ascii="Arial" w:hAnsi="Arial" w:cs="Arial"/>
+          <w:color w:val="0D0D0D" w:themeColor="text1" w:themeTint="F2"/>
+        </w:rPr>
+        <w:t>Diseña una lista de control de</w:t>
+      </w:r>
+      <w:r>
+        <w:rPr>
+          <w:rFonts w:ascii="Arial" w:hAnsi="Arial" w:cs="Arial"/>
+          <w:b/>
+          <w:bCs/>
+          <w:color w:val="0D0D0D" w:themeColor="text1" w:themeTint="F2"/>
+        </w:rPr>
+        <w:t xml:space="preserve"> acceso extendida </w:t>
+      </w:r>
+      <w:r>
+        <w:rPr>
+          <w:rFonts w:ascii="Arial" w:hAnsi="Arial" w:cs="Arial"/>
+          <w:color w:val="0D0D0D" w:themeColor="text1" w:themeTint="F2"/>
+        </w:rPr>
+        <w:t xml:space="preserve">que únicamente </w:t>
+      </w:r>
+      <w:r>
+        <w:rPr>
+          <w:rFonts w:ascii="Arial" w:hAnsi="Arial" w:cs="Arial"/>
+          <w:b/>
+          <w:bCs/>
+          <w:color w:val="0D0D0D" w:themeColor="text1" w:themeTint="F2"/>
+        </w:rPr>
+        <w:t>permita el acceso</w:t>
+      </w:r>
+      <w:r>
+        <w:rPr>
+          <w:rFonts w:ascii="Arial" w:hAnsi="Arial" w:cs="Arial"/>
+          <w:color w:val="0D0D0D" w:themeColor="text1" w:themeTint="F2"/>
+        </w:rPr>
+        <w:t xml:space="preserve"> al servidor</w:t>
+      </w:r>
+      <w:r>
+        <w:rPr>
+          <w:rFonts w:ascii="Arial" w:hAnsi="Arial" w:cs="Arial"/>
+          <w:color w:val="0D0D0D" w:themeColor="text1" w:themeTint="F2"/>
+        </w:rPr>
+        <w:t xml:space="preserve"> de</w:t>
+      </w:r>
+      <w:r>
+        <w:rPr>
+          <w:rFonts w:ascii="Arial" w:hAnsi="Arial" w:cs="Arial"/>
+          <w:color w:val="0D0D0D" w:themeColor="text1" w:themeTint="F2"/>
+        </w:rPr>
+        <w:t xml:space="preserve"> </w:t>
+      </w:r>
+      <w:r>
+        <w:rPr>
+          <w:rFonts w:ascii="Arial" w:hAnsi="Arial" w:cs="Arial"/>
+          <w:b/>
+          <w:bCs/>
+          <w:color w:val="0D0D0D" w:themeColor="text1" w:themeTint="F2"/>
+        </w:rPr>
+        <w:t>Finanzas</w:t>
+      </w:r>
+      <w:r>
+        <w:rPr>
+          <w:rFonts w:ascii="Arial" w:hAnsi="Arial" w:cs="Arial"/>
+          <w:color w:val="0D0D0D" w:themeColor="text1" w:themeTint="F2"/>
+        </w:rPr>
+        <w:t xml:space="preserve"> desde cualquier IP asociada con la subred de los </w:t>
+      </w:r>
+      <w:r>
+        <w:rPr>
+          <w:rFonts w:ascii="Arial" w:hAnsi="Arial" w:cs="Arial"/>
+          <w:b/>
+          <w:bCs/>
+          <w:color w:val="0D0D0D" w:themeColor="text1" w:themeTint="F2"/>
+        </w:rPr>
+        <w:t>Directores</w:t>
+      </w:r>
+      <w:r>
+        <w:rPr>
+          <w:rFonts w:ascii="Arial" w:hAnsi="Arial" w:cs="Arial"/>
+          <w:color w:val="0D0D0D" w:themeColor="text1" w:themeTint="F2"/>
+        </w:rPr>
+        <w:t xml:space="preserve"> pero que </w:t>
+      </w:r>
+      <w:r>
+        <w:rPr>
+          <w:rFonts w:ascii="Arial" w:hAnsi="Arial" w:cs="Arial"/>
+          <w:b/>
+          <w:bCs/>
+          <w:color w:val="0D0D0D" w:themeColor="text1" w:themeTint="F2"/>
+        </w:rPr>
+        <w:t>impida el acceso</w:t>
+      </w:r>
+      <w:r>
+        <w:rPr>
+          <w:rFonts w:ascii="Arial" w:hAnsi="Arial" w:cs="Arial"/>
+          <w:color w:val="0D0D0D" w:themeColor="text1" w:themeTint="F2"/>
+        </w:rPr>
+        <w:t xml:space="preserve"> a este servidor desde otras direcciones IP. </w:t>
+      </w:r>
+      <w:r>
+        <w:rPr>
+          <w:rFonts w:ascii="Arial" w:hAnsi="Arial" w:cs="Arial"/>
+          <w:color w:val="0D0D0D" w:themeColor="text1" w:themeTint="F2"/>
+        </w:rPr>
+        <w:t xml:space="preserve">Permite el resto del tráfico. </w:t>
+      </w:r>
+      <w:r>
+        <w:rPr>
+          <w:rFonts w:ascii="Arial" w:hAnsi="Arial" w:cs="Arial"/>
+          <w:color w:val="0D0D0D" w:themeColor="text1" w:themeTint="F2"/>
+        </w:rPr>
+        <w:t>En est</w:t>
+      </w:r>
+      <w:r>
+        <w:rPr>
+          <w:rFonts w:ascii="Arial" w:hAnsi="Arial" w:cs="Arial"/>
+          <w:color w:val="0D0D0D" w:themeColor="text1" w:themeTint="F2"/>
+        </w:rPr>
+        <w:t>a</w:t>
+      </w:r>
+      <w:r>
+        <w:rPr>
+          <w:rFonts w:ascii="Arial" w:hAnsi="Arial" w:cs="Arial"/>
+          <w:color w:val="0D0D0D" w:themeColor="text1" w:themeTint="F2"/>
+        </w:rPr>
+        <w:t xml:space="preserve"> ocasión el servidor de </w:t>
+      </w:r>
+      <w:r>
+        <w:rPr>
+          <w:rFonts w:ascii="Arial" w:hAnsi="Arial" w:cs="Arial"/>
+          <w:b/>
+          <w:bCs/>
+          <w:color w:val="0D0D0D" w:themeColor="text1" w:themeTint="F2"/>
+        </w:rPr>
+        <w:t>Finanzas</w:t>
+      </w:r>
+      <w:r>
+        <w:rPr>
+          <w:rFonts w:ascii="Arial" w:hAnsi="Arial" w:cs="Arial"/>
+          <w:color w:val="0D0D0D" w:themeColor="text1" w:themeTint="F2"/>
+        </w:rPr>
+        <w:t xml:space="preserve"> al no permitir ningún tipo de tráfico desde direcciones diferentes de </w:t>
+      </w:r>
+      <w:r>
+        <w:rPr>
+          <w:rFonts w:ascii="Arial" w:hAnsi="Arial" w:cs="Arial"/>
+          <w:b/>
+          <w:bCs/>
+          <w:color w:val="0D0D0D" w:themeColor="text1" w:themeTint="F2"/>
+        </w:rPr>
+        <w:t>Directores</w:t>
+      </w:r>
+      <w:r>
+        <w:rPr>
+          <w:rFonts w:ascii="Arial" w:hAnsi="Arial" w:cs="Arial"/>
+          <w:color w:val="0D0D0D" w:themeColor="text1" w:themeTint="F2"/>
+        </w:rPr>
+        <w:t xml:space="preserve"> </w:t>
+      </w:r>
+      <w:r>
+        <w:rPr>
+          <w:rFonts w:ascii="Arial" w:hAnsi="Arial" w:cs="Arial"/>
+          <w:color w:val="0D0D0D" w:themeColor="text1" w:themeTint="F2"/>
+        </w:rPr>
+        <w:t>dará la impresión de que no existe.</w:t>
+      </w:r>
+      <w:r>
+        <w:t xml:space="preserve"> </w:t>
+      </w:r>
+    </w:p>
+    <w:p>
+      <w:pPr>
+        <w:pStyle w:val="NormalWeb"/>
+        <w:shd w:val="clear" w:color="auto" w:fill="FFFFFF"/>
+        <w:spacing w:before="0" w:beforeAutospacing="0" w:after="0" w:afterAutospacing="0" w:line="340" w:lineRule="exact"/>
+        <w:ind w:left="360"/>
+        <w:jc w:val="both"/>
+        <w:rPr>
+          <w:rFonts w:ascii="Arial" w:hAnsi="Arial" w:cs="Arial"/>
+          <w:color w:val="2D3B45"/>
+          <w:sz w:val="20"/>
+          <w:szCs w:val="20"/>
+          <w:lang w:val="en-US"/>
+        </w:rPr>
+      </w:pPr>
+      <w:r>
+        <w:rPr>
+          <w:rFonts w:ascii="Arial" w:hAnsi="Arial" w:cs="Arial"/>
+          <w:color w:val="2D3B45"/>
+          <w:sz w:val="20"/>
+          <w:szCs w:val="20"/>
+          <w:lang w:val="en-US"/>
+        </w:rPr>
+        <w:t>router(config)#</w:t>
+      </w:r>
+    </w:p>
+    <w:p>
+      <w:pPr>
+        <w:pStyle w:val="NormalWeb"/>
+        <w:shd w:val="clear" w:color="auto" w:fill="FFFFFF"/>
+        <w:spacing w:before="0" w:beforeAutospacing="0" w:after="0" w:afterAutospacing="0" w:line="340" w:lineRule="exact"/>
+        <w:ind w:left="360"/>
+        <w:jc w:val="both"/>
+        <w:rPr>
+          <w:rFonts w:ascii="Arial" w:hAnsi="Arial" w:cs="Arial"/>
+          <w:color w:val="2D3B45"/>
+          <w:sz w:val="20"/>
+          <w:szCs w:val="20"/>
+          <w:lang w:val="en-US"/>
+        </w:rPr>
+      </w:pPr>
+      <w:r>
+        <w:rPr>
+          <w:rFonts w:ascii="Arial" w:hAnsi="Arial" w:cs="Arial"/>
+          <w:color w:val="2D3B45"/>
+          <w:sz w:val="20"/>
+          <w:szCs w:val="20"/>
+          <w:lang w:val="en-US"/>
+        </w:rPr>
+        <w:t>router(config)#</w:t>
+      </w:r>
+    </w:p>
+    <w:p>
+      <w:pPr>
+        <w:pStyle w:val="NormalWeb"/>
+        <w:shd w:val="clear" w:color="auto" w:fill="FFFFFF"/>
+        <w:spacing w:before="0" w:beforeAutospacing="0" w:after="0" w:afterAutospacing="0" w:line="340" w:lineRule="exact"/>
+        <w:ind w:left="360"/>
+        <w:jc w:val="both"/>
+        <w:rPr>
+          <w:rFonts w:ascii="Arial" w:hAnsi="Arial" w:cs="Arial"/>
+          <w:color w:val="2D3B45"/>
+          <w:sz w:val="20"/>
+          <w:szCs w:val="20"/>
+          <w:lang w:val="en-US"/>
+        </w:rPr>
+      </w:pPr>
+      <w:r>
+        <w:rPr>
+          <w:rFonts w:ascii="Arial" w:hAnsi="Arial" w:cs="Arial"/>
+          <w:color w:val="2D3B45"/>
+          <w:sz w:val="20"/>
+          <w:szCs w:val="20"/>
+          <w:lang w:val="en-US"/>
+        </w:rPr>
+        <w:t>router(config)#</w:t>
+      </w:r>
+    </w:p>
+    <w:p>
+      <w:pPr>
+        <w:pStyle w:val="NormalWeb"/>
+        <w:shd w:val="clear" w:color="auto" w:fill="FFFFFF"/>
+        <w:spacing w:before="0" w:beforeAutospacing="0" w:after="0" w:afterAutospacing="0" w:line="340" w:lineRule="exact"/>
+        <w:ind w:left="360"/>
+        <w:jc w:val="both"/>
+        <w:rPr>
+          <w:rFonts w:ascii="Arial" w:hAnsi="Arial" w:cs="Arial"/>
+          <w:color w:val="2D3B45"/>
+          <w:sz w:val="20"/>
+          <w:szCs w:val="20"/>
+        </w:rPr>
+      </w:pPr>
+      <w:proofErr w:type="spellStart"/>
+      <w:r>
+        <w:rPr>
+          <w:rFonts w:ascii="Arial" w:hAnsi="Arial" w:cs="Arial"/>
+          <w:color w:val="2D3B45"/>
+          <w:sz w:val="20"/>
+          <w:szCs w:val="20"/>
+        </w:rPr>
+        <w:t>router</w:t>
+      </w:r>
+      <w:proofErr w:type="spellEnd"/>
+      <w:r>
+        <w:rPr>
+          <w:rFonts w:ascii="Arial" w:hAnsi="Arial" w:cs="Arial"/>
+          <w:color w:val="2D3B45"/>
+          <w:sz w:val="20"/>
+          <w:szCs w:val="20"/>
+        </w:rPr>
+        <w:t>(</w:t>
+      </w:r>
+      <w:proofErr w:type="spellStart"/>
+      <w:r>
+        <w:rPr>
+          <w:rFonts w:ascii="Arial" w:hAnsi="Arial" w:cs="Arial"/>
+          <w:color w:val="2D3B45"/>
+          <w:sz w:val="20"/>
+          <w:szCs w:val="20"/>
+        </w:rPr>
+        <w:t>config</w:t>
+      </w:r>
+      <w:proofErr w:type="spellEnd"/>
+      <w:r>
+        <w:rPr>
+          <w:rFonts w:ascii="Arial" w:hAnsi="Arial" w:cs="Arial"/>
+          <w:color w:val="2D3B45"/>
+          <w:sz w:val="20"/>
+          <w:szCs w:val="20"/>
+        </w:rPr>
+        <w:t>)#</w:t>
+      </w:r>
+    </w:p>
+    <w:p>
+      <w:pPr>
+        <w:pStyle w:val="NormalWeb"/>
+        <w:shd w:val="clear" w:color="auto" w:fill="FFFFFF"/>
+        <w:spacing w:before="0" w:beforeAutospacing="0" w:after="0" w:afterAutospacing="0" w:line="340" w:lineRule="exact"/>
+        <w:ind w:left="360"/>
+        <w:jc w:val="both"/>
+        <w:rPr>
+          <w:rFonts w:ascii="Arial" w:hAnsi="Arial" w:cs="Arial"/>
+          <w:color w:val="2D3B45"/>
+          <w:sz w:val="20"/>
+          <w:szCs w:val="20"/>
+        </w:rPr>
+      </w:pPr>
+    </w:p>
+    <w:p>
+      <w:pPr>
+        <w:pStyle w:val="NormalWeb"/>
+        <w:shd w:val="clear" w:color="auto" w:fill="FFFFFF"/>
+        <w:spacing w:before="0" w:beforeAutospacing="0" w:after="0" w:afterAutospacing="0" w:line="340" w:lineRule="exact"/>
+        <w:ind w:left="360"/>
+        <w:jc w:val="both"/>
+        <w:rPr>
+          <w:rFonts w:ascii="Arial" w:hAnsi="Arial" w:cs="Arial"/>
+          <w:color w:val="2D3B45"/>
+          <w:sz w:val="20"/>
+          <w:szCs w:val="20"/>
+        </w:rPr>
+      </w:pPr>
+      <w:r>
+        <w:rPr>
+          <w:rFonts w:ascii="Arial" w:hAnsi="Arial" w:cs="Arial"/>
+          <w:color w:val="2D3B45"/>
+          <w:sz w:val="20"/>
+          <w:szCs w:val="20"/>
+        </w:rPr>
+        <w:t xml:space="preserve">¿En qué </w:t>
+      </w:r>
+      <w:proofErr w:type="spellStart"/>
+      <w:r>
+        <w:rPr>
+          <w:rFonts w:ascii="Arial" w:hAnsi="Arial" w:cs="Arial"/>
+          <w:color w:val="2D3B45"/>
+          <w:sz w:val="20"/>
+          <w:szCs w:val="20"/>
+        </w:rPr>
+        <w:t>router</w:t>
+      </w:r>
+      <w:proofErr w:type="spellEnd"/>
+      <w:r>
+        <w:rPr>
+          <w:rFonts w:ascii="Arial" w:hAnsi="Arial" w:cs="Arial"/>
+          <w:color w:val="2D3B45"/>
+          <w:sz w:val="20"/>
+          <w:szCs w:val="20"/>
+        </w:rPr>
+        <w:t xml:space="preserve"> instalarás esta lista de control de acceso? </w:t>
+      </w:r>
+    </w:p>
+    <w:p>
+      <w:pPr>
+        <w:pStyle w:val="NormalWeb"/>
+        <w:shd w:val="clear" w:color="auto" w:fill="FFFFFF"/>
+        <w:spacing w:before="0" w:beforeAutospacing="0" w:after="0" w:afterAutospacing="0" w:line="340" w:lineRule="exact"/>
+        <w:ind w:left="360"/>
+        <w:jc w:val="both"/>
+        <w:rPr>
+          <w:rFonts w:ascii="Arial" w:hAnsi="Arial" w:cs="Arial"/>
+          <w:color w:val="2D3B45"/>
+          <w:sz w:val="20"/>
+          <w:szCs w:val="20"/>
+          <w:lang w:val="en-US"/>
+        </w:rPr>
+      </w:pPr>
+      <w:r>
+        <w:rPr>
+          <w:rFonts w:ascii="Arial" w:hAnsi="Arial" w:cs="Arial"/>
+          <w:color w:val="2D3B45"/>
+          <w:sz w:val="20"/>
+          <w:szCs w:val="20"/>
+          <w:lang w:val="en-US"/>
+        </w:rPr>
+        <w:t xml:space="preserve">router(config)# interface </w:t>
+      </w:r>
+    </w:p>
+    <w:p>
+      <w:pPr>
+        <w:pStyle w:val="NormalWeb"/>
+        <w:shd w:val="clear" w:color="auto" w:fill="FFFFFF"/>
+        <w:spacing w:before="0" w:beforeAutospacing="0" w:after="0" w:afterAutospacing="0" w:line="340" w:lineRule="exact"/>
+        <w:ind w:left="360"/>
+        <w:jc w:val="both"/>
+        <w:rPr>
+          <w:rFonts w:ascii="Arial" w:hAnsi="Arial" w:cs="Arial"/>
+          <w:color w:val="2D3B45"/>
+          <w:sz w:val="20"/>
+          <w:szCs w:val="20"/>
+          <w:lang w:val="en-US"/>
+        </w:rPr>
+      </w:pPr>
+      <w:r>
+        <w:rPr>
+          <w:rFonts w:ascii="Arial" w:hAnsi="Arial" w:cs="Arial"/>
+          <w:color w:val="2D3B45"/>
+          <w:sz w:val="20"/>
+          <w:szCs w:val="20"/>
+          <w:lang w:val="en-US"/>
+        </w:rPr>
+        <w:t>router(config-if)#</w:t>
+      </w:r>
     </w:p>
     <w:sectPr>
       <w:pgSz w:w="12242" w:h="15842" w:code="1"/>
-      <w:pgMar w:top="720" w:right="720" w:bottom="709" w:left="720" w:header="720" w:footer="720" w:gutter="0"/>
+      <w:pgMar w:top="426" w:right="720" w:bottom="709" w:left="720" w:header="720" w:footer="720" w:gutter="0"/>
       <w:cols w:space="720"/>
       <w:docGrid w:linePitch="272"/>
     </w:sectPr>
@@ -1646,7 +2874,7 @@
 </file>
 
 <file path=word/numbering.xml><?xml version="1.0" encoding="utf-8"?>
-<w:numbering xmlns:wpc="http://schemas.microsoft.com/office/word/2010/wordprocessingCanvas" xmlns:cx="http://schemas.microsoft.com/office/drawing/2014/chartex" xmlns:cx1="http://schemas.microsoft.com/office/drawing/2015/9/8/chartex" xmlns:cx2="http://schemas.microsoft.com/office/drawing/2015/10/21/chartex" xmlns:cx3="http://schemas.microsoft.com/office/drawing/2016/5/9/chartex" xmlns:cx4="http://schemas.microsoft.com/office/drawing/2016/5/10/chartex" xmlns:cx5="http://schemas.microsoft.com/office/drawing/2016/5/11/chartex" xmlns:cx6="http://schemas.microsoft.com/office/drawing/2016/5/12/chartex" xmlns:cx7="http://schemas.microsoft.com/office/drawing/2016/5/13/chartex" xmlns:cx8="http://schemas.microsoft.com/office/drawing/2016/5/14/chartex" xmlns:mc="http://schemas.openxmlformats.org/markup-compatibility/2006" xmlns:aink="http://schemas.microsoft.com/office/drawing/2016/ink" xmlns:am3d="http://schemas.microsoft.com/office/drawing/2017/model3d" xmlns:o="urn:schemas-microsoft-com:office:office" xmlns:oel="http://schemas.microsoft.com/office/2019/extlst" xmlns:r="http://schemas.openxmlformats.org/officeDocument/2006/relationships" xmlns:m="http://schemas.openxmlformats.org/officeDocument/2006/math" xmlns:v="urn:schemas-microsoft-com:vml" xmlns:wp14="http://schemas.microsoft.com/office/word/2010/wordprocessingDrawing" xmlns:wp="http://schemas.openxmlformats.org/drawingml/2006/wordprocessingDrawing" xmlns:w10="urn:schemas-microsoft-com:office:word" xmlns:w="http://schemas.openxmlformats.org/wordprocessingml/2006/main" xmlns:w14="http://schemas.microsoft.com/office/word/2010/wordml" xmlns:w15="http://schemas.microsoft.com/office/word/2012/wordml" xmlns:w16cex="http://schemas.microsoft.com/office/word/2018/wordml/cex" xmlns:w16cid="http://schemas.microsoft.com/office/word/2016/wordml/cid" xmlns:w16="http://schemas.microsoft.com/office/word/2018/wordml" xmlns:w16sdtdh="http://schemas.microsoft.com/office/word/2020/wordml/sdtdatahash" xmlns:w16se="http://schemas.microsoft.com/office/word/2015/wordml/symex" xmlns:wpg="http://schemas.microsoft.com/office/word/2010/wordprocessingGroup" xmlns:wpi="http://schemas.microsoft.com/office/word/2010/wordprocessingInk" xmlns:wne="http://schemas.microsoft.com/office/word/2006/wordml" xmlns:wps="http://schemas.microsoft.com/office/word/2010/wordprocessingShape" mc:Ignorable="w14 w15 w16se w16cid w16 w16cex w16sdtdh wp14">
+<w:numbering xmlns:wpc="http://schemas.microsoft.com/office/word/2010/wordprocessingCanvas" xmlns:cx="http://schemas.microsoft.com/office/drawing/2014/chartex" xmlns:cx1="http://schemas.microsoft.com/office/drawing/2015/9/8/chartex" xmlns:cx2="http://schemas.microsoft.com/office/drawing/2015/10/21/chartex" xmlns:cx3="http://schemas.microsoft.com/office/drawing/2016/5/9/chartex" xmlns:cx4="http://schemas.microsoft.com/office/drawing/2016/5/10/chartex" xmlns:cx5="http://schemas.microsoft.com/office/drawing/2016/5/11/chartex" xmlns:cx6="http://schemas.microsoft.com/office/drawing/2016/5/12/chartex" xmlns:cx7="http://schemas.microsoft.com/office/drawing/2016/5/13/chartex" xmlns:cx8="http://schemas.microsoft.com/office/drawing/2016/5/14/chartex" xmlns:mc="http://schemas.openxmlformats.org/markup-compatibility/2006" xmlns:aink="http://schemas.microsoft.com/office/drawing/2016/ink" xmlns:am3d="http://schemas.microsoft.com/office/drawing/2017/model3d" xmlns:o="urn:schemas-microsoft-com:office:office" xmlns:oel="http://schemas.microsoft.com/office/2019/extlst" xmlns:r="http://schemas.openxmlformats.org/officeDocument/2006/relationships" xmlns:m="http://schemas.openxmlformats.org/officeDocument/2006/math" xmlns:v="urn:schemas-microsoft-com:vml" xmlns:wp14="http://schemas.microsoft.com/office/word/2010/wordprocessingDrawing" xmlns:wp="http://schemas.openxmlformats.org/drawingml/2006/wordprocessingDrawing" xmlns:w10="urn:schemas-microsoft-com:office:word" xmlns:w="http://schemas.openxmlformats.org/wordprocessingml/2006/main" xmlns:w14="http://schemas.microsoft.com/office/word/2010/wordml" xmlns:w15="http://schemas.microsoft.com/office/word/2012/wordml" xmlns:w16cex="http://schemas.microsoft.com/office/word/2018/wordml/cex" xmlns:w16cid="http://schemas.microsoft.com/office/word/2016/wordml/cid" xmlns:w16="http://schemas.microsoft.com/office/word/2018/wordml" xmlns:w16du="http://schemas.microsoft.com/office/word/2023/wordml/word16du" xmlns:w16sdtdh="http://schemas.microsoft.com/office/word/2020/wordml/sdtdatahash" xmlns:w16sdtfl="http://schemas.microsoft.com/office/word/2024/wordml/sdtformatlock" xmlns:w16se="http://schemas.microsoft.com/office/word/2015/wordml/symex" xmlns:wpg="http://schemas.microsoft.com/office/word/2010/wordprocessingGroup" xmlns:wpi="http://schemas.microsoft.com/office/word/2010/wordprocessingInk" xmlns:wne="http://schemas.microsoft.com/office/word/2006/wordml" xmlns:wps="http://schemas.microsoft.com/office/word/2010/wordprocessingShape" mc:Ignorable="w14 w15 w16se w16cid w16 w16cex w16sdtdh w16sdtfl w16du wp14">
   <w:abstractNum w:abstractNumId="0" w15:restartNumberingAfterBreak="0">
     <w:nsid w:val="0AD70688"/>
     <w:multiLevelType w:val="hybridMultilevel"/>
@@ -3214,7 +4442,7 @@
 </file>
 
 <file path=word/styles.xml><?xml version="1.0" encoding="utf-8"?>
-<w:styles xmlns:mc="http://schemas.openxmlformats.org/markup-compatibility/2006" xmlns:r="http://schemas.openxmlformats.org/officeDocument/2006/relationships" xmlns:w="http://schemas.openxmlformats.org/wordprocessingml/2006/main" xmlns:w14="http://schemas.microsoft.com/office/word/2010/wordml" xmlns:w15="http://schemas.microsoft.com/office/word/2012/wordml" xmlns:w16cex="http://schemas.microsoft.com/office/word/2018/wordml/cex" xmlns:w16cid="http://schemas.microsoft.com/office/word/2016/wordml/cid" xmlns:w16="http://schemas.microsoft.com/office/word/2018/wordml" xmlns:w16sdtdh="http://schemas.microsoft.com/office/word/2020/wordml/sdtdatahash" xmlns:w16se="http://schemas.microsoft.com/office/word/2015/wordml/symex" mc:Ignorable="w14 w15 w16se w16cid w16 w16cex w16sdtdh">
+<w:styles xmlns:mc="http://schemas.openxmlformats.org/markup-compatibility/2006" xmlns:r="http://schemas.openxmlformats.org/officeDocument/2006/relationships" xmlns:w="http://schemas.openxmlformats.org/wordprocessingml/2006/main" xmlns:w14="http://schemas.microsoft.com/office/word/2010/wordml" xmlns:w15="http://schemas.microsoft.com/office/word/2012/wordml" xmlns:w16cex="http://schemas.microsoft.com/office/word/2018/wordml/cex" xmlns:w16cid="http://schemas.microsoft.com/office/word/2016/wordml/cid" xmlns:w16="http://schemas.microsoft.com/office/word/2018/wordml" xmlns:w16du="http://schemas.microsoft.com/office/word/2023/wordml/word16du" xmlns:w16sdtdh="http://schemas.microsoft.com/office/word/2020/wordml/sdtdatahash" xmlns:w16sdtfl="http://schemas.microsoft.com/office/word/2024/wordml/sdtformatlock" xmlns:w16se="http://schemas.microsoft.com/office/word/2015/wordml/symex" mc:Ignorable="w14 w15 w16se w16cid w16 w16cex w16sdtdh w16sdtfl w16du">
   <w:docDefaults>
     <w:rPrDefault>
       <w:rPr>

--- a/Calendario2025/Ejercicios/E12_ACLs/Ejer12.docx
+++ b/Calendario2025/Ejercicios/E12_ACLs/Ejer12.docx
@@ -16,13 +16,13 @@
         <mc:AlternateContent>
           <mc:Choice Requires="wps">
             <w:drawing>
-              <wp:anchor distT="0" distB="0" distL="114300" distR="114300" simplePos="0" relativeHeight="251658240" behindDoc="1" locked="0" layoutInCell="1" allowOverlap="1" wp14:anchorId="44AEA26C" wp14:editId="7A99DEB9">
+              <wp:anchor distT="0" distB="0" distL="114300" distR="114300" simplePos="0" relativeHeight="251658240" behindDoc="1" locked="0" layoutInCell="1" allowOverlap="1" wp14:anchorId="44AEA26C" wp14:editId="2CCD1DE2">
                 <wp:simplePos x="0" y="0"/>
                 <wp:positionH relativeFrom="column">
-                  <wp:posOffset>-572770</wp:posOffset>
+                  <wp:posOffset>-610870</wp:posOffset>
                 </wp:positionH>
                 <wp:positionV relativeFrom="paragraph">
-                  <wp:posOffset>-507365</wp:posOffset>
+                  <wp:posOffset>-367665</wp:posOffset>
                 </wp:positionV>
                 <wp:extent cx="2317115" cy="977265"/>
                 <wp:effectExtent l="0" t="0" r="6985" b="3810"/>
@@ -145,7 +145,7 @@
                 <v:stroke joinstyle="miter"/>
                 <v:path gradientshapeok="t" o:connecttype="rect"/>
               </v:shapetype>
-              <v:shape id="Cuadro de texto 2" o:spid="_x0000_s1026" type="#_x0000_t202" style="position:absolute;margin-left:-45.1pt;margin-top:-39.95pt;width:182.45pt;height:76.95pt;z-index:-251658240;visibility:visible;mso-wrap-style:none;mso-width-percent:400;mso-height-percent:200;mso-wrap-distance-left:9pt;mso-wrap-distance-top:0;mso-wrap-distance-right:9pt;mso-wrap-distance-bottom:0;mso-position-horizontal:absolute;mso-position-horizontal-relative:text;mso-position-vertical:absolute;mso-position-vertical-relative:text;mso-width-percent:400;mso-height-percent:200;mso-width-relative:margin;mso-height-relative:margin;v-text-anchor:top" o:gfxdata="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" stroked="f">
+              <v:shape id="Cuadro de texto 2" o:spid="_x0000_s1026" type="#_x0000_t202" style="position:absolute;margin-left:-48.1pt;margin-top:-28.95pt;width:182.45pt;height:76.95pt;z-index:-251658240;visibility:visible;mso-wrap-style:none;mso-width-percent:400;mso-height-percent:200;mso-wrap-distance-left:9pt;mso-wrap-distance-top:0;mso-wrap-distance-right:9pt;mso-wrap-distance-bottom:0;mso-position-horizontal:absolute;mso-position-horizontal-relative:text;mso-position-vertical:absolute;mso-position-vertical-relative:text;mso-width-percent:400;mso-height-percent:200;mso-width-relative:margin;mso-height-relative:margin;v-text-anchor:top" o:gfxdata="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" stroked="f">
                 <v:textbox style="mso-fit-shape-to-text:t">
                   <w:txbxContent>
                     <w:p>
@@ -172,7 +172,7 @@
                                     </pic:cNvPicPr>
                                   </pic:nvPicPr>
                                   <pic:blipFill>
-                                    <a:blip r:embed="rId6">
+                                    <a:blip r:embed="rId5">
                                       <a:extLst>
                                         <a:ext uri="{28A0092B-C50C-407E-A947-70E740481C1C}">
                                           <a14:useLocalDpi xmlns:a14="http://schemas.microsoft.com/office/drawing/2010/main" val="0"/>
@@ -489,7 +489,7 @@
                                           <pic:cNvPicPr/>
                                         </pic:nvPicPr>
                                         <pic:blipFill>
-                                          <a:blip r:embed="rId7"/>
+                                          <a:blip r:embed="rId6"/>
                                           <a:stretch>
                                             <a:fillRect/>
                                           </a:stretch>

--- a/Calendario2025/Ejercicios/E12_ACLs/Ejer12.docx
+++ b/Calendario2025/Ejercicios/E12_ACLs/Ejer12.docx
@@ -172,7 +172,7 @@
                                     </pic:cNvPicPr>
                                   </pic:nvPicPr>
                                   <pic:blipFill>
-                                    <a:blip r:embed="rId5">
+                                    <a:blip r:embed="rId6">
                                       <a:extLst>
                                         <a:ext uri="{28A0092B-C50C-407E-A947-70E740481C1C}">
                                           <a14:useLocalDpi xmlns:a14="http://schemas.microsoft.com/office/drawing/2010/main" val="0"/>
@@ -489,7 +489,7 @@
                                           <pic:cNvPicPr/>
                                         </pic:nvPicPr>
                                         <pic:blipFill>
-                                          <a:blip r:embed="rId6"/>
+                                          <a:blip r:embed="rId7"/>
                                           <a:stretch>
                                             <a:fillRect/>
                                           </a:stretch>
@@ -557,7 +557,7 @@
                                     <pic:cNvPicPr/>
                                   </pic:nvPicPr>
                                   <pic:blipFill>
-                                    <a:blip r:embed="rId7"/>
+                                    <a:blip r:embed="rId8"/>
                                     <a:stretch>
                                       <a:fillRect/>
                                     </a:stretch>
@@ -1649,6 +1649,452 @@
     <w:p>
       <w:pPr>
         <w:pStyle w:val="NormalWeb"/>
+        <w:shd w:val="clear" w:color="auto" w:fill="FFFFFF"/>
+        <w:spacing w:before="0" w:beforeAutospacing="0" w:after="0" w:afterAutospacing="0" w:line="340" w:lineRule="exact"/>
+        <w:ind w:left="360"/>
+        <w:jc w:val="both"/>
+        <w:rPr>
+          <w:rFonts w:ascii="Arial" w:hAnsi="Arial" w:cs="Arial"/>
+          <w:color w:val="2D3B45"/>
+          <w:sz w:val="20"/>
+          <w:szCs w:val="20"/>
+          <w:lang w:val="en-US"/>
+        </w:rPr>
+      </w:pPr>
+    </w:p>
+    <w:p>
+      <w:pPr>
+        <w:pStyle w:val="ListParagraph"/>
+        <w:numPr>
+          <w:ilvl w:val="0"/>
+          <w:numId w:val="15"/>
+        </w:numPr>
+        <w:spacing w:after="120" w:line="300" w:lineRule="exact"/>
+        <w:jc w:val="both"/>
+        <w:rPr>
+          <w:rFonts w:ascii="Arial" w:hAnsi="Arial" w:cs="Arial"/>
+          <w:color w:val="0D0D0D" w:themeColor="text1" w:themeTint="F2"/>
+        </w:rPr>
+      </w:pPr>
+      <w:r>
+        <w:rPr>
+          <w:rFonts w:ascii="Arial" w:hAnsi="Arial" w:cs="Arial"/>
+          <w:color w:val="0D0D0D" w:themeColor="text1" w:themeTint="F2"/>
+        </w:rPr>
+        <w:t>Diseña una lista de control de</w:t>
+      </w:r>
+      <w:r>
+        <w:rPr>
+          <w:rFonts w:ascii="Arial" w:hAnsi="Arial" w:cs="Arial"/>
+          <w:b/>
+          <w:bCs/>
+          <w:color w:val="0D0D0D" w:themeColor="text1" w:themeTint="F2"/>
+        </w:rPr>
+        <w:t xml:space="preserve"> acceso extendida </w:t>
+      </w:r>
+      <w:r>
+        <w:rPr>
+          <w:rFonts w:ascii="Arial" w:hAnsi="Arial" w:cs="Arial"/>
+          <w:color w:val="0D0D0D" w:themeColor="text1" w:themeTint="F2"/>
+        </w:rPr>
+        <w:t xml:space="preserve">que únicamente </w:t>
+      </w:r>
+      <w:r>
+        <w:rPr>
+          <w:rFonts w:ascii="Arial" w:hAnsi="Arial" w:cs="Arial"/>
+          <w:b/>
+          <w:bCs/>
+          <w:color w:val="0D0D0D" w:themeColor="text1" w:themeTint="F2"/>
+        </w:rPr>
+        <w:t>permita el acceso</w:t>
+      </w:r>
+      <w:r>
+        <w:rPr>
+          <w:rFonts w:ascii="Arial" w:hAnsi="Arial" w:cs="Arial"/>
+          <w:color w:val="0D0D0D" w:themeColor="text1" w:themeTint="F2"/>
+        </w:rPr>
+        <w:t xml:space="preserve"> al servidor</w:t>
+      </w:r>
+      <w:r>
+        <w:rPr>
+          <w:rFonts w:ascii="Arial" w:hAnsi="Arial" w:cs="Arial"/>
+          <w:color w:val="0D0D0D" w:themeColor="text1" w:themeTint="F2"/>
+        </w:rPr>
+        <w:t xml:space="preserve"> de</w:t>
+      </w:r>
+      <w:r>
+        <w:rPr>
+          <w:rFonts w:ascii="Arial" w:hAnsi="Arial" w:cs="Arial"/>
+          <w:color w:val="0D0D0D" w:themeColor="text1" w:themeTint="F2"/>
+        </w:rPr>
+        <w:t xml:space="preserve"> </w:t>
+      </w:r>
+      <w:r>
+        <w:rPr>
+          <w:rFonts w:ascii="Arial" w:hAnsi="Arial" w:cs="Arial"/>
+          <w:b/>
+          <w:bCs/>
+          <w:color w:val="0D0D0D" w:themeColor="text1" w:themeTint="F2"/>
+        </w:rPr>
+        <w:t>Finanzas</w:t>
+      </w:r>
+      <w:r>
+        <w:rPr>
+          <w:rFonts w:ascii="Arial" w:hAnsi="Arial" w:cs="Arial"/>
+          <w:color w:val="0D0D0D" w:themeColor="text1" w:themeTint="F2"/>
+        </w:rPr>
+        <w:t xml:space="preserve"> desde cualquier IP asociada con la subred de los </w:t>
+      </w:r>
+      <w:r>
+        <w:rPr>
+          <w:rFonts w:ascii="Arial" w:hAnsi="Arial" w:cs="Arial"/>
+          <w:b/>
+          <w:bCs/>
+          <w:color w:val="0D0D0D" w:themeColor="text1" w:themeTint="F2"/>
+        </w:rPr>
+        <w:t>Directores</w:t>
+      </w:r>
+      <w:r>
+        <w:rPr>
+          <w:rFonts w:ascii="Arial" w:hAnsi="Arial" w:cs="Arial"/>
+          <w:color w:val="0D0D0D" w:themeColor="text1" w:themeTint="F2"/>
+        </w:rPr>
+        <w:t xml:space="preserve"> pero que </w:t>
+      </w:r>
+      <w:r>
+        <w:rPr>
+          <w:rFonts w:ascii="Arial" w:hAnsi="Arial" w:cs="Arial"/>
+          <w:b/>
+          <w:bCs/>
+          <w:color w:val="0D0D0D" w:themeColor="text1" w:themeTint="F2"/>
+        </w:rPr>
+        <w:t>impida el acceso</w:t>
+      </w:r>
+      <w:r>
+        <w:rPr>
+          <w:rFonts w:ascii="Arial" w:hAnsi="Arial" w:cs="Arial"/>
+          <w:color w:val="0D0D0D" w:themeColor="text1" w:themeTint="F2"/>
+        </w:rPr>
+        <w:t xml:space="preserve"> a este servidor desde otras direcciones IP. </w:t>
+      </w:r>
+      <w:r>
+        <w:rPr>
+          <w:rFonts w:ascii="Arial" w:hAnsi="Arial" w:cs="Arial"/>
+          <w:color w:val="0D0D0D" w:themeColor="text1" w:themeTint="F2"/>
+        </w:rPr>
+        <w:t xml:space="preserve">Permite el resto del tráfico. </w:t>
+      </w:r>
+      <w:r>
+        <w:rPr>
+          <w:rFonts w:ascii="Arial" w:hAnsi="Arial" w:cs="Arial"/>
+          <w:color w:val="0D0D0D" w:themeColor="text1" w:themeTint="F2"/>
+        </w:rPr>
+        <w:t>En est</w:t>
+      </w:r>
+      <w:r>
+        <w:rPr>
+          <w:rFonts w:ascii="Arial" w:hAnsi="Arial" w:cs="Arial"/>
+          <w:color w:val="0D0D0D" w:themeColor="text1" w:themeTint="F2"/>
+        </w:rPr>
+        <w:t>a</w:t>
+      </w:r>
+      <w:r>
+        <w:rPr>
+          <w:rFonts w:ascii="Arial" w:hAnsi="Arial" w:cs="Arial"/>
+          <w:color w:val="0D0D0D" w:themeColor="text1" w:themeTint="F2"/>
+        </w:rPr>
+        <w:t xml:space="preserve"> ocasión el servidor de </w:t>
+      </w:r>
+      <w:r>
+        <w:rPr>
+          <w:rFonts w:ascii="Arial" w:hAnsi="Arial" w:cs="Arial"/>
+          <w:b/>
+          <w:bCs/>
+          <w:color w:val="0D0D0D" w:themeColor="text1" w:themeTint="F2"/>
+        </w:rPr>
+        <w:t>Finanzas</w:t>
+      </w:r>
+      <w:r>
+        <w:rPr>
+          <w:rFonts w:ascii="Arial" w:hAnsi="Arial" w:cs="Arial"/>
+          <w:color w:val="0D0D0D" w:themeColor="text1" w:themeTint="F2"/>
+        </w:rPr>
+        <w:t xml:space="preserve"> al no permitir ningún tipo de tráfico desde direcciones diferentes de </w:t>
+      </w:r>
+      <w:r>
+        <w:rPr>
+          <w:rFonts w:ascii="Arial" w:hAnsi="Arial" w:cs="Arial"/>
+          <w:b/>
+          <w:bCs/>
+          <w:color w:val="0D0D0D" w:themeColor="text1" w:themeTint="F2"/>
+        </w:rPr>
+        <w:t>Directores</w:t>
+      </w:r>
+      <w:r>
+        <w:rPr>
+          <w:rFonts w:ascii="Arial" w:hAnsi="Arial" w:cs="Arial"/>
+          <w:color w:val="0D0D0D" w:themeColor="text1" w:themeTint="F2"/>
+        </w:rPr>
+        <w:t xml:space="preserve"> </w:t>
+      </w:r>
+      <w:r>
+        <w:rPr>
+          <w:rFonts w:ascii="Arial" w:hAnsi="Arial" w:cs="Arial"/>
+          <w:color w:val="0D0D0D" w:themeColor="text1" w:themeTint="F2"/>
+        </w:rPr>
+        <w:t>dará la impresión de que no existe.</w:t>
+      </w:r>
+      <w:r>
+        <w:t xml:space="preserve"> </w:t>
+      </w:r>
+    </w:p>
+    <w:p>
+      <w:pPr>
+        <w:pStyle w:val="NormalWeb"/>
+        <w:shd w:val="clear" w:color="auto" w:fill="FFFFFF"/>
+        <w:spacing w:before="0" w:beforeAutospacing="0" w:after="0" w:afterAutospacing="0" w:line="340" w:lineRule="exact"/>
+        <w:ind w:left="360"/>
+        <w:jc w:val="both"/>
+        <w:rPr>
+          <w:rFonts w:ascii="Arial" w:hAnsi="Arial" w:cs="Arial"/>
+          <w:color w:val="2D3B45"/>
+          <w:sz w:val="20"/>
+          <w:szCs w:val="20"/>
+          <w:lang w:val="en-US"/>
+        </w:rPr>
+      </w:pPr>
+      <w:r>
+        <w:rPr>
+          <w:rFonts w:ascii="Arial" w:hAnsi="Arial" w:cs="Arial"/>
+          <w:color w:val="2D3B45"/>
+          <w:sz w:val="20"/>
+          <w:szCs w:val="20"/>
+          <w:lang w:val="en-US"/>
+        </w:rPr>
+        <w:t>router(config)#</w:t>
+      </w:r>
+    </w:p>
+    <w:p>
+      <w:pPr>
+        <w:pStyle w:val="NormalWeb"/>
+        <w:shd w:val="clear" w:color="auto" w:fill="FFFFFF"/>
+        <w:spacing w:before="0" w:beforeAutospacing="0" w:after="0" w:afterAutospacing="0" w:line="340" w:lineRule="exact"/>
+        <w:ind w:left="360"/>
+        <w:jc w:val="both"/>
+        <w:rPr>
+          <w:rFonts w:ascii="Arial" w:hAnsi="Arial" w:cs="Arial"/>
+          <w:color w:val="2D3B45"/>
+          <w:sz w:val="20"/>
+          <w:szCs w:val="20"/>
+          <w:lang w:val="en-US"/>
+        </w:rPr>
+      </w:pPr>
+      <w:r>
+        <w:rPr>
+          <w:rFonts w:ascii="Arial" w:hAnsi="Arial" w:cs="Arial"/>
+          <w:color w:val="2D3B45"/>
+          <w:sz w:val="20"/>
+          <w:szCs w:val="20"/>
+          <w:lang w:val="en-US"/>
+        </w:rPr>
+        <w:t>router(config)#</w:t>
+      </w:r>
+    </w:p>
+    <w:p>
+      <w:pPr>
+        <w:pStyle w:val="NormalWeb"/>
+        <w:shd w:val="clear" w:color="auto" w:fill="FFFFFF"/>
+        <w:spacing w:before="0" w:beforeAutospacing="0" w:after="0" w:afterAutospacing="0" w:line="340" w:lineRule="exact"/>
+        <w:ind w:left="360"/>
+        <w:jc w:val="both"/>
+        <w:rPr>
+          <w:rFonts w:ascii="Arial" w:hAnsi="Arial" w:cs="Arial"/>
+          <w:color w:val="2D3B45"/>
+          <w:sz w:val="20"/>
+          <w:szCs w:val="20"/>
+          <w:lang w:val="en-US"/>
+        </w:rPr>
+      </w:pPr>
+      <w:r>
+        <w:rPr>
+          <w:rFonts w:ascii="Arial" w:hAnsi="Arial" w:cs="Arial"/>
+          <w:color w:val="2D3B45"/>
+          <w:sz w:val="20"/>
+          <w:szCs w:val="20"/>
+          <w:lang w:val="en-US"/>
+        </w:rPr>
+        <w:t>router(config)#</w:t>
+      </w:r>
+    </w:p>
+    <w:p>
+      <w:pPr>
+        <w:pStyle w:val="NormalWeb"/>
+        <w:shd w:val="clear" w:color="auto" w:fill="FFFFFF"/>
+        <w:spacing w:before="0" w:beforeAutospacing="0" w:after="0" w:afterAutospacing="0" w:line="340" w:lineRule="exact"/>
+        <w:ind w:left="360"/>
+        <w:jc w:val="both"/>
+        <w:rPr>
+          <w:rFonts w:ascii="Arial" w:hAnsi="Arial" w:cs="Arial"/>
+          <w:color w:val="2D3B45"/>
+          <w:sz w:val="20"/>
+          <w:szCs w:val="20"/>
+        </w:rPr>
+      </w:pPr>
+      <w:proofErr w:type="spellStart"/>
+      <w:r>
+        <w:rPr>
+          <w:rFonts w:ascii="Arial" w:hAnsi="Arial" w:cs="Arial"/>
+          <w:color w:val="2D3B45"/>
+          <w:sz w:val="20"/>
+          <w:szCs w:val="20"/>
+        </w:rPr>
+        <w:t>router</w:t>
+      </w:r>
+      <w:proofErr w:type="spellEnd"/>
+      <w:r>
+        <w:rPr>
+          <w:rFonts w:ascii="Arial" w:hAnsi="Arial" w:cs="Arial"/>
+          <w:color w:val="2D3B45"/>
+          <w:sz w:val="20"/>
+          <w:szCs w:val="20"/>
+        </w:rPr>
+        <w:t>(</w:t>
+      </w:r>
+      <w:proofErr w:type="spellStart"/>
+      <w:r>
+        <w:rPr>
+          <w:rFonts w:ascii="Arial" w:hAnsi="Arial" w:cs="Arial"/>
+          <w:color w:val="2D3B45"/>
+          <w:sz w:val="20"/>
+          <w:szCs w:val="20"/>
+        </w:rPr>
+        <w:t>config</w:t>
+      </w:r>
+      <w:proofErr w:type="spellEnd"/>
+      <w:r>
+        <w:rPr>
+          <w:rFonts w:ascii="Arial" w:hAnsi="Arial" w:cs="Arial"/>
+          <w:color w:val="2D3B45"/>
+          <w:sz w:val="20"/>
+          <w:szCs w:val="20"/>
+        </w:rPr>
+        <w:t>)#</w:t>
+      </w:r>
+    </w:p>
+    <w:p>
+      <w:pPr>
+        <w:pStyle w:val="NormalWeb"/>
+        <w:shd w:val="clear" w:color="auto" w:fill="FFFFFF"/>
+        <w:spacing w:before="0" w:beforeAutospacing="0" w:after="0" w:afterAutospacing="0" w:line="340" w:lineRule="exact"/>
+        <w:ind w:left="360"/>
+        <w:jc w:val="both"/>
+        <w:rPr>
+          <w:rFonts w:ascii="Arial" w:hAnsi="Arial" w:cs="Arial"/>
+          <w:color w:val="2D3B45"/>
+          <w:sz w:val="20"/>
+          <w:szCs w:val="20"/>
+        </w:rPr>
+      </w:pPr>
+    </w:p>
+    <w:p>
+      <w:pPr>
+        <w:pStyle w:val="NormalWeb"/>
+        <w:shd w:val="clear" w:color="auto" w:fill="FFFFFF"/>
+        <w:spacing w:before="0" w:beforeAutospacing="0" w:after="0" w:afterAutospacing="0" w:line="340" w:lineRule="exact"/>
+        <w:ind w:left="360"/>
+        <w:jc w:val="both"/>
+        <w:rPr>
+          <w:rFonts w:ascii="Arial" w:hAnsi="Arial" w:cs="Arial"/>
+          <w:color w:val="2D3B45"/>
+          <w:sz w:val="20"/>
+          <w:szCs w:val="20"/>
+        </w:rPr>
+      </w:pPr>
+      <w:r>
+        <w:rPr>
+          <w:rFonts w:ascii="Arial" w:hAnsi="Arial" w:cs="Arial"/>
+          <w:color w:val="2D3B45"/>
+          <w:sz w:val="20"/>
+          <w:szCs w:val="20"/>
+        </w:rPr>
+        <w:t xml:space="preserve">¿En qué </w:t>
+      </w:r>
+      <w:proofErr w:type="spellStart"/>
+      <w:r>
+        <w:rPr>
+          <w:rFonts w:ascii="Arial" w:hAnsi="Arial" w:cs="Arial"/>
+          <w:color w:val="2D3B45"/>
+          <w:sz w:val="20"/>
+          <w:szCs w:val="20"/>
+        </w:rPr>
+        <w:t>router</w:t>
+      </w:r>
+      <w:proofErr w:type="spellEnd"/>
+      <w:r>
+        <w:rPr>
+          <w:rFonts w:ascii="Arial" w:hAnsi="Arial" w:cs="Arial"/>
+          <w:color w:val="2D3B45"/>
+          <w:sz w:val="20"/>
+          <w:szCs w:val="20"/>
+        </w:rPr>
+        <w:t xml:space="preserve"> instalarás esta lista de control de acceso? </w:t>
+      </w:r>
+    </w:p>
+    <w:p>
+      <w:pPr>
+        <w:pStyle w:val="NormalWeb"/>
+        <w:shd w:val="clear" w:color="auto" w:fill="FFFFFF"/>
+        <w:spacing w:before="0" w:beforeAutospacing="0" w:after="0" w:afterAutospacing="0" w:line="340" w:lineRule="exact"/>
+        <w:ind w:left="360"/>
+        <w:jc w:val="both"/>
+        <w:rPr>
+          <w:rFonts w:ascii="Arial" w:hAnsi="Arial" w:cs="Arial"/>
+          <w:color w:val="2D3B45"/>
+          <w:sz w:val="20"/>
+          <w:szCs w:val="20"/>
+          <w:lang w:val="en-US"/>
+        </w:rPr>
+      </w:pPr>
+      <w:r>
+        <w:rPr>
+          <w:rFonts w:ascii="Arial" w:hAnsi="Arial" w:cs="Arial"/>
+          <w:color w:val="2D3B45"/>
+          <w:sz w:val="20"/>
+          <w:szCs w:val="20"/>
+          <w:lang w:val="en-US"/>
+        </w:rPr>
+        <w:t xml:space="preserve">router(config)# interface </w:t>
+      </w:r>
+    </w:p>
+    <w:p>
+      <w:pPr>
+        <w:pStyle w:val="NormalWeb"/>
+        <w:shd w:val="clear" w:color="auto" w:fill="FFFFFF"/>
+        <w:spacing w:before="0" w:beforeAutospacing="0" w:after="0" w:afterAutospacing="0" w:line="340" w:lineRule="exact"/>
+        <w:ind w:left="360"/>
+        <w:jc w:val="both"/>
+        <w:rPr>
+          <w:rFonts w:ascii="Arial" w:hAnsi="Arial" w:cs="Arial"/>
+          <w:color w:val="2D3B45"/>
+          <w:sz w:val="20"/>
+          <w:szCs w:val="20"/>
+          <w:lang w:val="en-US"/>
+        </w:rPr>
+      </w:pPr>
+      <w:r>
+        <w:rPr>
+          <w:rFonts w:ascii="Arial" w:hAnsi="Arial" w:cs="Arial"/>
+          <w:color w:val="2D3B45"/>
+          <w:sz w:val="20"/>
+          <w:szCs w:val="20"/>
+          <w:lang w:val="en-US"/>
+        </w:rPr>
+        <w:t>router(config-if)#</w:t>
+      </w:r>
+    </w:p>
+    <w:p>
+      <w:pPr>
+        <w:pStyle w:val="NormalWeb"/>
         <w:numPr>
           <w:ilvl w:val="0"/>
           <w:numId w:val="15"/>
@@ -2397,452 +2843,6 @@
         <w:shd w:val="clear" w:color="auto" w:fill="FFFFFF"/>
         <w:spacing w:before="0" w:beforeAutospacing="0" w:after="0" w:afterAutospacing="0" w:line="340" w:lineRule="exact"/>
         <w:ind w:left="357"/>
-        <w:jc w:val="both"/>
-        <w:rPr>
-          <w:rFonts w:ascii="Arial" w:hAnsi="Arial" w:cs="Arial"/>
-          <w:color w:val="2D3B45"/>
-          <w:sz w:val="20"/>
-          <w:szCs w:val="20"/>
-          <w:lang w:val="en-US"/>
-        </w:rPr>
-      </w:pPr>
-      <w:r>
-        <w:rPr>
-          <w:rFonts w:ascii="Arial" w:hAnsi="Arial" w:cs="Arial"/>
-          <w:color w:val="2D3B45"/>
-          <w:sz w:val="20"/>
-          <w:szCs w:val="20"/>
-          <w:lang w:val="en-US"/>
-        </w:rPr>
-        <w:t>router(config-if)#</w:t>
-      </w:r>
-    </w:p>
-    <w:p>
-      <w:pPr>
-        <w:pStyle w:val="NormalWeb"/>
-        <w:shd w:val="clear" w:color="auto" w:fill="FFFFFF"/>
-        <w:spacing w:before="0" w:beforeAutospacing="0" w:after="0" w:afterAutospacing="0" w:line="340" w:lineRule="exact"/>
-        <w:ind w:left="357"/>
-        <w:jc w:val="both"/>
-        <w:rPr>
-          <w:rFonts w:ascii="Arial" w:hAnsi="Arial" w:cs="Arial"/>
-          <w:color w:val="2D3B45"/>
-          <w:sz w:val="20"/>
-          <w:szCs w:val="20"/>
-          <w:lang w:val="en-US"/>
-        </w:rPr>
-      </w:pPr>
-    </w:p>
-    <w:p>
-      <w:pPr>
-        <w:pStyle w:val="ListParagraph"/>
-        <w:numPr>
-          <w:ilvl w:val="0"/>
-          <w:numId w:val="15"/>
-        </w:numPr>
-        <w:spacing w:after="120" w:line="300" w:lineRule="exact"/>
-        <w:jc w:val="both"/>
-        <w:rPr>
-          <w:rFonts w:ascii="Arial" w:hAnsi="Arial" w:cs="Arial"/>
-          <w:color w:val="0D0D0D" w:themeColor="text1" w:themeTint="F2"/>
-        </w:rPr>
-      </w:pPr>
-      <w:r>
-        <w:rPr>
-          <w:rFonts w:ascii="Arial" w:hAnsi="Arial" w:cs="Arial"/>
-          <w:color w:val="0D0D0D" w:themeColor="text1" w:themeTint="F2"/>
-        </w:rPr>
-        <w:t>Diseña una lista de control de</w:t>
-      </w:r>
-      <w:r>
-        <w:rPr>
-          <w:rFonts w:ascii="Arial" w:hAnsi="Arial" w:cs="Arial"/>
-          <w:b/>
-          <w:bCs/>
-          <w:color w:val="0D0D0D" w:themeColor="text1" w:themeTint="F2"/>
-        </w:rPr>
-        <w:t xml:space="preserve"> acceso extendida </w:t>
-      </w:r>
-      <w:r>
-        <w:rPr>
-          <w:rFonts w:ascii="Arial" w:hAnsi="Arial" w:cs="Arial"/>
-          <w:color w:val="0D0D0D" w:themeColor="text1" w:themeTint="F2"/>
-        </w:rPr>
-        <w:t xml:space="preserve">que únicamente </w:t>
-      </w:r>
-      <w:r>
-        <w:rPr>
-          <w:rFonts w:ascii="Arial" w:hAnsi="Arial" w:cs="Arial"/>
-          <w:b/>
-          <w:bCs/>
-          <w:color w:val="0D0D0D" w:themeColor="text1" w:themeTint="F2"/>
-        </w:rPr>
-        <w:t>permita el acceso</w:t>
-      </w:r>
-      <w:r>
-        <w:rPr>
-          <w:rFonts w:ascii="Arial" w:hAnsi="Arial" w:cs="Arial"/>
-          <w:color w:val="0D0D0D" w:themeColor="text1" w:themeTint="F2"/>
-        </w:rPr>
-        <w:t xml:space="preserve"> al servidor</w:t>
-      </w:r>
-      <w:r>
-        <w:rPr>
-          <w:rFonts w:ascii="Arial" w:hAnsi="Arial" w:cs="Arial"/>
-          <w:color w:val="0D0D0D" w:themeColor="text1" w:themeTint="F2"/>
-        </w:rPr>
-        <w:t xml:space="preserve"> de</w:t>
-      </w:r>
-      <w:r>
-        <w:rPr>
-          <w:rFonts w:ascii="Arial" w:hAnsi="Arial" w:cs="Arial"/>
-          <w:color w:val="0D0D0D" w:themeColor="text1" w:themeTint="F2"/>
-        </w:rPr>
-        <w:t xml:space="preserve"> </w:t>
-      </w:r>
-      <w:r>
-        <w:rPr>
-          <w:rFonts w:ascii="Arial" w:hAnsi="Arial" w:cs="Arial"/>
-          <w:b/>
-          <w:bCs/>
-          <w:color w:val="0D0D0D" w:themeColor="text1" w:themeTint="F2"/>
-        </w:rPr>
-        <w:t>Finanzas</w:t>
-      </w:r>
-      <w:r>
-        <w:rPr>
-          <w:rFonts w:ascii="Arial" w:hAnsi="Arial" w:cs="Arial"/>
-          <w:color w:val="0D0D0D" w:themeColor="text1" w:themeTint="F2"/>
-        </w:rPr>
-        <w:t xml:space="preserve"> desde cualquier IP asociada con la subred de los </w:t>
-      </w:r>
-      <w:r>
-        <w:rPr>
-          <w:rFonts w:ascii="Arial" w:hAnsi="Arial" w:cs="Arial"/>
-          <w:b/>
-          <w:bCs/>
-          <w:color w:val="0D0D0D" w:themeColor="text1" w:themeTint="F2"/>
-        </w:rPr>
-        <w:t>Directores</w:t>
-      </w:r>
-      <w:r>
-        <w:rPr>
-          <w:rFonts w:ascii="Arial" w:hAnsi="Arial" w:cs="Arial"/>
-          <w:color w:val="0D0D0D" w:themeColor="text1" w:themeTint="F2"/>
-        </w:rPr>
-        <w:t xml:space="preserve"> pero que </w:t>
-      </w:r>
-      <w:r>
-        <w:rPr>
-          <w:rFonts w:ascii="Arial" w:hAnsi="Arial" w:cs="Arial"/>
-          <w:b/>
-          <w:bCs/>
-          <w:color w:val="0D0D0D" w:themeColor="text1" w:themeTint="F2"/>
-        </w:rPr>
-        <w:t>impida el acceso</w:t>
-      </w:r>
-      <w:r>
-        <w:rPr>
-          <w:rFonts w:ascii="Arial" w:hAnsi="Arial" w:cs="Arial"/>
-          <w:color w:val="0D0D0D" w:themeColor="text1" w:themeTint="F2"/>
-        </w:rPr>
-        <w:t xml:space="preserve"> a este servidor desde otras direcciones IP. </w:t>
-      </w:r>
-      <w:r>
-        <w:rPr>
-          <w:rFonts w:ascii="Arial" w:hAnsi="Arial" w:cs="Arial"/>
-          <w:color w:val="0D0D0D" w:themeColor="text1" w:themeTint="F2"/>
-        </w:rPr>
-        <w:t xml:space="preserve">Permite el resto del tráfico. </w:t>
-      </w:r>
-      <w:r>
-        <w:rPr>
-          <w:rFonts w:ascii="Arial" w:hAnsi="Arial" w:cs="Arial"/>
-          <w:color w:val="0D0D0D" w:themeColor="text1" w:themeTint="F2"/>
-        </w:rPr>
-        <w:t>En est</w:t>
-      </w:r>
-      <w:r>
-        <w:rPr>
-          <w:rFonts w:ascii="Arial" w:hAnsi="Arial" w:cs="Arial"/>
-          <w:color w:val="0D0D0D" w:themeColor="text1" w:themeTint="F2"/>
-        </w:rPr>
-        <w:t>a</w:t>
-      </w:r>
-      <w:r>
-        <w:rPr>
-          <w:rFonts w:ascii="Arial" w:hAnsi="Arial" w:cs="Arial"/>
-          <w:color w:val="0D0D0D" w:themeColor="text1" w:themeTint="F2"/>
-        </w:rPr>
-        <w:t xml:space="preserve"> ocasión el servidor de </w:t>
-      </w:r>
-      <w:r>
-        <w:rPr>
-          <w:rFonts w:ascii="Arial" w:hAnsi="Arial" w:cs="Arial"/>
-          <w:b/>
-          <w:bCs/>
-          <w:color w:val="0D0D0D" w:themeColor="text1" w:themeTint="F2"/>
-        </w:rPr>
-        <w:t>Finanzas</w:t>
-      </w:r>
-      <w:r>
-        <w:rPr>
-          <w:rFonts w:ascii="Arial" w:hAnsi="Arial" w:cs="Arial"/>
-          <w:color w:val="0D0D0D" w:themeColor="text1" w:themeTint="F2"/>
-        </w:rPr>
-        <w:t xml:space="preserve"> al no permitir ningún tipo de tráfico desde direcciones diferentes de </w:t>
-      </w:r>
-      <w:r>
-        <w:rPr>
-          <w:rFonts w:ascii="Arial" w:hAnsi="Arial" w:cs="Arial"/>
-          <w:b/>
-          <w:bCs/>
-          <w:color w:val="0D0D0D" w:themeColor="text1" w:themeTint="F2"/>
-        </w:rPr>
-        <w:t>Directores</w:t>
-      </w:r>
-      <w:r>
-        <w:rPr>
-          <w:rFonts w:ascii="Arial" w:hAnsi="Arial" w:cs="Arial"/>
-          <w:color w:val="0D0D0D" w:themeColor="text1" w:themeTint="F2"/>
-        </w:rPr>
-        <w:t xml:space="preserve"> </w:t>
-      </w:r>
-      <w:r>
-        <w:rPr>
-          <w:rFonts w:ascii="Arial" w:hAnsi="Arial" w:cs="Arial"/>
-          <w:color w:val="0D0D0D" w:themeColor="text1" w:themeTint="F2"/>
-        </w:rPr>
-        <w:t>dará la impresión de que no existe.</w:t>
-      </w:r>
-      <w:r>
-        <w:t xml:space="preserve"> </w:t>
-      </w:r>
-    </w:p>
-    <w:p>
-      <w:pPr>
-        <w:pStyle w:val="NormalWeb"/>
-        <w:shd w:val="clear" w:color="auto" w:fill="FFFFFF"/>
-        <w:spacing w:before="0" w:beforeAutospacing="0" w:after="0" w:afterAutospacing="0" w:line="340" w:lineRule="exact"/>
-        <w:ind w:left="360"/>
-        <w:jc w:val="both"/>
-        <w:rPr>
-          <w:rFonts w:ascii="Arial" w:hAnsi="Arial" w:cs="Arial"/>
-          <w:color w:val="2D3B45"/>
-          <w:sz w:val="20"/>
-          <w:szCs w:val="20"/>
-          <w:lang w:val="en-US"/>
-        </w:rPr>
-      </w:pPr>
-      <w:r>
-        <w:rPr>
-          <w:rFonts w:ascii="Arial" w:hAnsi="Arial" w:cs="Arial"/>
-          <w:color w:val="2D3B45"/>
-          <w:sz w:val="20"/>
-          <w:szCs w:val="20"/>
-          <w:lang w:val="en-US"/>
-        </w:rPr>
-        <w:t>router(config)#</w:t>
-      </w:r>
-    </w:p>
-    <w:p>
-      <w:pPr>
-        <w:pStyle w:val="NormalWeb"/>
-        <w:shd w:val="clear" w:color="auto" w:fill="FFFFFF"/>
-        <w:spacing w:before="0" w:beforeAutospacing="0" w:after="0" w:afterAutospacing="0" w:line="340" w:lineRule="exact"/>
-        <w:ind w:left="360"/>
-        <w:jc w:val="both"/>
-        <w:rPr>
-          <w:rFonts w:ascii="Arial" w:hAnsi="Arial" w:cs="Arial"/>
-          <w:color w:val="2D3B45"/>
-          <w:sz w:val="20"/>
-          <w:szCs w:val="20"/>
-          <w:lang w:val="en-US"/>
-        </w:rPr>
-      </w:pPr>
-      <w:r>
-        <w:rPr>
-          <w:rFonts w:ascii="Arial" w:hAnsi="Arial" w:cs="Arial"/>
-          <w:color w:val="2D3B45"/>
-          <w:sz w:val="20"/>
-          <w:szCs w:val="20"/>
-          <w:lang w:val="en-US"/>
-        </w:rPr>
-        <w:t>router(config)#</w:t>
-      </w:r>
-    </w:p>
-    <w:p>
-      <w:pPr>
-        <w:pStyle w:val="NormalWeb"/>
-        <w:shd w:val="clear" w:color="auto" w:fill="FFFFFF"/>
-        <w:spacing w:before="0" w:beforeAutospacing="0" w:after="0" w:afterAutospacing="0" w:line="340" w:lineRule="exact"/>
-        <w:ind w:left="360"/>
-        <w:jc w:val="both"/>
-        <w:rPr>
-          <w:rFonts w:ascii="Arial" w:hAnsi="Arial" w:cs="Arial"/>
-          <w:color w:val="2D3B45"/>
-          <w:sz w:val="20"/>
-          <w:szCs w:val="20"/>
-          <w:lang w:val="en-US"/>
-        </w:rPr>
-      </w:pPr>
-      <w:r>
-        <w:rPr>
-          <w:rFonts w:ascii="Arial" w:hAnsi="Arial" w:cs="Arial"/>
-          <w:color w:val="2D3B45"/>
-          <w:sz w:val="20"/>
-          <w:szCs w:val="20"/>
-          <w:lang w:val="en-US"/>
-        </w:rPr>
-        <w:t>router(config)#</w:t>
-      </w:r>
-    </w:p>
-    <w:p>
-      <w:pPr>
-        <w:pStyle w:val="NormalWeb"/>
-        <w:shd w:val="clear" w:color="auto" w:fill="FFFFFF"/>
-        <w:spacing w:before="0" w:beforeAutospacing="0" w:after="0" w:afterAutospacing="0" w:line="340" w:lineRule="exact"/>
-        <w:ind w:left="360"/>
-        <w:jc w:val="both"/>
-        <w:rPr>
-          <w:rFonts w:ascii="Arial" w:hAnsi="Arial" w:cs="Arial"/>
-          <w:color w:val="2D3B45"/>
-          <w:sz w:val="20"/>
-          <w:szCs w:val="20"/>
-        </w:rPr>
-      </w:pPr>
-      <w:proofErr w:type="spellStart"/>
-      <w:r>
-        <w:rPr>
-          <w:rFonts w:ascii="Arial" w:hAnsi="Arial" w:cs="Arial"/>
-          <w:color w:val="2D3B45"/>
-          <w:sz w:val="20"/>
-          <w:szCs w:val="20"/>
-        </w:rPr>
-        <w:t>router</w:t>
-      </w:r>
-      <w:proofErr w:type="spellEnd"/>
-      <w:r>
-        <w:rPr>
-          <w:rFonts w:ascii="Arial" w:hAnsi="Arial" w:cs="Arial"/>
-          <w:color w:val="2D3B45"/>
-          <w:sz w:val="20"/>
-          <w:szCs w:val="20"/>
-        </w:rPr>
-        <w:t>(</w:t>
-      </w:r>
-      <w:proofErr w:type="spellStart"/>
-      <w:r>
-        <w:rPr>
-          <w:rFonts w:ascii="Arial" w:hAnsi="Arial" w:cs="Arial"/>
-          <w:color w:val="2D3B45"/>
-          <w:sz w:val="20"/>
-          <w:szCs w:val="20"/>
-        </w:rPr>
-        <w:t>config</w:t>
-      </w:r>
-      <w:proofErr w:type="spellEnd"/>
-      <w:r>
-        <w:rPr>
-          <w:rFonts w:ascii="Arial" w:hAnsi="Arial" w:cs="Arial"/>
-          <w:color w:val="2D3B45"/>
-          <w:sz w:val="20"/>
-          <w:szCs w:val="20"/>
-        </w:rPr>
-        <w:t>)#</w:t>
-      </w:r>
-    </w:p>
-    <w:p>
-      <w:pPr>
-        <w:pStyle w:val="NormalWeb"/>
-        <w:shd w:val="clear" w:color="auto" w:fill="FFFFFF"/>
-        <w:spacing w:before="0" w:beforeAutospacing="0" w:after="0" w:afterAutospacing="0" w:line="340" w:lineRule="exact"/>
-        <w:ind w:left="360"/>
-        <w:jc w:val="both"/>
-        <w:rPr>
-          <w:rFonts w:ascii="Arial" w:hAnsi="Arial" w:cs="Arial"/>
-          <w:color w:val="2D3B45"/>
-          <w:sz w:val="20"/>
-          <w:szCs w:val="20"/>
-        </w:rPr>
-      </w:pPr>
-    </w:p>
-    <w:p>
-      <w:pPr>
-        <w:pStyle w:val="NormalWeb"/>
-        <w:shd w:val="clear" w:color="auto" w:fill="FFFFFF"/>
-        <w:spacing w:before="0" w:beforeAutospacing="0" w:after="0" w:afterAutospacing="0" w:line="340" w:lineRule="exact"/>
-        <w:ind w:left="360"/>
-        <w:jc w:val="both"/>
-        <w:rPr>
-          <w:rFonts w:ascii="Arial" w:hAnsi="Arial" w:cs="Arial"/>
-          <w:color w:val="2D3B45"/>
-          <w:sz w:val="20"/>
-          <w:szCs w:val="20"/>
-        </w:rPr>
-      </w:pPr>
-      <w:r>
-        <w:rPr>
-          <w:rFonts w:ascii="Arial" w:hAnsi="Arial" w:cs="Arial"/>
-          <w:color w:val="2D3B45"/>
-          <w:sz w:val="20"/>
-          <w:szCs w:val="20"/>
-        </w:rPr>
-        <w:t xml:space="preserve">¿En qué </w:t>
-      </w:r>
-      <w:proofErr w:type="spellStart"/>
-      <w:r>
-        <w:rPr>
-          <w:rFonts w:ascii="Arial" w:hAnsi="Arial" w:cs="Arial"/>
-          <w:color w:val="2D3B45"/>
-          <w:sz w:val="20"/>
-          <w:szCs w:val="20"/>
-        </w:rPr>
-        <w:t>router</w:t>
-      </w:r>
-      <w:proofErr w:type="spellEnd"/>
-      <w:r>
-        <w:rPr>
-          <w:rFonts w:ascii="Arial" w:hAnsi="Arial" w:cs="Arial"/>
-          <w:color w:val="2D3B45"/>
-          <w:sz w:val="20"/>
-          <w:szCs w:val="20"/>
-        </w:rPr>
-        <w:t xml:space="preserve"> instalarás esta lista de control de acceso? </w:t>
-      </w:r>
-    </w:p>
-    <w:p>
-      <w:pPr>
-        <w:pStyle w:val="NormalWeb"/>
-        <w:shd w:val="clear" w:color="auto" w:fill="FFFFFF"/>
-        <w:spacing w:before="0" w:beforeAutospacing="0" w:after="0" w:afterAutospacing="0" w:line="340" w:lineRule="exact"/>
-        <w:ind w:left="360"/>
-        <w:jc w:val="both"/>
-        <w:rPr>
-          <w:rFonts w:ascii="Arial" w:hAnsi="Arial" w:cs="Arial"/>
-          <w:color w:val="2D3B45"/>
-          <w:sz w:val="20"/>
-          <w:szCs w:val="20"/>
-          <w:lang w:val="en-US"/>
-        </w:rPr>
-      </w:pPr>
-      <w:r>
-        <w:rPr>
-          <w:rFonts w:ascii="Arial" w:hAnsi="Arial" w:cs="Arial"/>
-          <w:color w:val="2D3B45"/>
-          <w:sz w:val="20"/>
-          <w:szCs w:val="20"/>
-          <w:lang w:val="en-US"/>
-        </w:rPr>
-        <w:t xml:space="preserve">router(config)# interface </w:t>
-      </w:r>
-    </w:p>
-    <w:p>
-      <w:pPr>
-        <w:pStyle w:val="NormalWeb"/>
-        <w:shd w:val="clear" w:color="auto" w:fill="FFFFFF"/>
-        <w:spacing w:before="0" w:beforeAutospacing="0" w:after="0" w:afterAutospacing="0" w:line="340" w:lineRule="exact"/>
-        <w:ind w:left="360"/>
         <w:jc w:val="both"/>
         <w:rPr>
           <w:rFonts w:ascii="Arial" w:hAnsi="Arial" w:cs="Arial"/>
